--- a/templates/iso14001_stage2.docx
+++ b/templates/iso14001_stage2.docx
@@ -263,7 +263,25 @@
           <w:b/>
           <w:sz w:val="52"/>
         </w:rPr>
-        <w:t>COMPANY NAME</w:t>
+        <w:t>{{</w:t>
+      </w:r>
+      <w:proofErr w:type="spellStart"/>
+      <w:r>
+        <w:rPr>
+          <w:rFonts w:cs="Arial"/>
+          <w:b/>
+          <w:sz w:val="52"/>
+        </w:rPr>
+        <w:t>organizationName</w:t>
+      </w:r>
+      <w:proofErr w:type="spellEnd"/>
+      <w:r>
+        <w:rPr>
+          <w:rFonts w:cs="Arial"/>
+          <w:b/>
+          <w:sz w:val="52"/>
+        </w:rPr>
+        <w:t>}}</w:t>
       </w:r>
     </w:p>
     <w:p>
@@ -273,6 +291,8 @@
           <w:rFonts w:cs="Calibri"/>
           <w:b/>
           <w:color w:val="000000"/>
+          <w:sz w:val="28"/>
+          <w:szCs w:val="28"/>
           <w:shd w:val="clear" w:color="auto" w:fill="FFFFFF"/>
         </w:rPr>
       </w:pPr>
@@ -281,9 +301,11 @@
           <w:rFonts w:cs="Calibri"/>
           <w:b/>
           <w:color w:val="000000"/>
+          <w:sz w:val="28"/>
+          <w:szCs w:val="28"/>
           <w:shd w:val="clear" w:color="auto" w:fill="FFFFFF"/>
         </w:rPr>
-        <w:t>ADDRESS</w:t>
+        <w:t>{{address}}</w:t>
       </w:r>
     </w:p>
     <w:p>
@@ -336,20 +358,19 @@
         <w:tblLook w:val="04A0" w:firstRow="1" w:lastRow="0" w:firstColumn="1" w:lastColumn="0" w:noHBand="0" w:noVBand="1"/>
       </w:tblPr>
       <w:tblGrid>
-        <w:gridCol w:w="18"/>
-        <w:gridCol w:w="2202"/>
-        <w:gridCol w:w="3417"/>
-        <w:gridCol w:w="1842"/>
-        <w:gridCol w:w="2410"/>
+        <w:gridCol w:w="17"/>
+        <w:gridCol w:w="2178"/>
+        <w:gridCol w:w="4009"/>
+        <w:gridCol w:w="3685"/>
       </w:tblGrid>
       <w:tr>
         <w:trPr>
           <w:gridBefore w:val="1"/>
-          <w:wBefore w:w="18" w:type="dxa"/>
+          <w:wBefore w:w="17" w:type="dxa"/>
         </w:trPr>
         <w:tc>
           <w:tcPr>
-            <w:tcW w:w="2202" w:type="dxa"/>
+            <w:tcW w:w="2178" w:type="dxa"/>
           </w:tcPr>
           <w:p>
             <w:pPr>
@@ -375,12 +396,22 @@
         </w:tc>
         <w:tc>
           <w:tcPr>
-            <w:tcW w:w="7669" w:type="dxa"/>
-            <w:gridSpan w:val="3"/>
-          </w:tcPr>
-          <w:p>
-            <w:r>
-              <w:t>{{ organizationName }}</w:t>
+            <w:tcW w:w="7694" w:type="dxa"/>
+            <w:gridSpan w:val="2"/>
+          </w:tcPr>
+          <w:p>
+            <w:proofErr w:type="gramStart"/>
+            <w:r>
+              <w:t xml:space="preserve">{{ </w:t>
+            </w:r>
+            <w:proofErr w:type="spellStart"/>
+            <w:r>
+              <w:t>organizationName</w:t>
+            </w:r>
+            <w:proofErr w:type="spellEnd"/>
+            <w:proofErr w:type="gramEnd"/>
+            <w:r>
+              <w:t xml:space="preserve"> }}</w:t>
             </w:r>
           </w:p>
         </w:tc>
@@ -388,11 +419,11 @@
       <w:tr>
         <w:trPr>
           <w:gridBefore w:val="1"/>
-          <w:wBefore w:w="18" w:type="dxa"/>
+          <w:wBefore w:w="17" w:type="dxa"/>
         </w:trPr>
         <w:tc>
           <w:tcPr>
-            <w:tcW w:w="2202" w:type="dxa"/>
+            <w:tcW w:w="2178" w:type="dxa"/>
           </w:tcPr>
           <w:p>
             <w:pPr>
@@ -417,12 +448,17 @@
         </w:tc>
         <w:tc>
           <w:tcPr>
-            <w:tcW w:w="7669" w:type="dxa"/>
-            <w:gridSpan w:val="3"/>
-          </w:tcPr>
-          <w:p>
-            <w:r>
-              <w:t>{{ address }}</w:t>
+            <w:tcW w:w="7694" w:type="dxa"/>
+            <w:gridSpan w:val="2"/>
+          </w:tcPr>
+          <w:p>
+            <w:proofErr w:type="gramStart"/>
+            <w:r>
+              <w:t>{{ address</w:t>
+            </w:r>
+            <w:proofErr w:type="gramEnd"/>
+            <w:r>
+              <w:t xml:space="preserve"> }}</w:t>
             </w:r>
           </w:p>
         </w:tc>
@@ -430,11 +466,11 @@
       <w:tr>
         <w:trPr>
           <w:gridBefore w:val="1"/>
-          <w:wBefore w:w="18" w:type="dxa"/>
+          <w:wBefore w:w="17" w:type="dxa"/>
         </w:trPr>
         <w:tc>
           <w:tcPr>
-            <w:tcW w:w="2202" w:type="dxa"/>
+            <w:tcW w:w="2178" w:type="dxa"/>
           </w:tcPr>
           <w:p>
             <w:pPr>
@@ -459,12 +495,22 @@
         </w:tc>
         <w:tc>
           <w:tcPr>
-            <w:tcW w:w="7669" w:type="dxa"/>
-            <w:gridSpan w:val="3"/>
-          </w:tcPr>
-          <w:p>
-            <w:r>
-              <w:t>{{ siteAddress }}</w:t>
+            <w:tcW w:w="7694" w:type="dxa"/>
+            <w:gridSpan w:val="2"/>
+          </w:tcPr>
+          <w:p>
+            <w:proofErr w:type="gramStart"/>
+            <w:r>
+              <w:t xml:space="preserve">{{ </w:t>
+            </w:r>
+            <w:proofErr w:type="spellStart"/>
+            <w:r>
+              <w:t>siteAddress</w:t>
+            </w:r>
+            <w:proofErr w:type="spellEnd"/>
+            <w:proofErr w:type="gramEnd"/>
+            <w:r>
+              <w:t xml:space="preserve"> }}</w:t>
             </w:r>
           </w:p>
         </w:tc>
@@ -472,11 +518,11 @@
       <w:tr>
         <w:trPr>
           <w:gridBefore w:val="1"/>
-          <w:wBefore w:w="18" w:type="dxa"/>
+          <w:wBefore w:w="17" w:type="dxa"/>
         </w:trPr>
         <w:tc>
           <w:tcPr>
-            <w:tcW w:w="2202" w:type="dxa"/>
+            <w:tcW w:w="2178" w:type="dxa"/>
           </w:tcPr>
           <w:p>
             <w:pPr>
@@ -501,12 +547,22 @@
         </w:tc>
         <w:tc>
           <w:tcPr>
-            <w:tcW w:w="7669" w:type="dxa"/>
-            <w:gridSpan w:val="3"/>
-          </w:tcPr>
-          <w:p>
-            <w:r>
-              <w:t>{{ emailId }}</w:t>
+            <w:tcW w:w="7694" w:type="dxa"/>
+            <w:gridSpan w:val="2"/>
+          </w:tcPr>
+          <w:p>
+            <w:proofErr w:type="gramStart"/>
+            <w:r>
+              <w:t xml:space="preserve">{{ </w:t>
+            </w:r>
+            <w:proofErr w:type="spellStart"/>
+            <w:r>
+              <w:t>emailId</w:t>
+            </w:r>
+            <w:proofErr w:type="spellEnd"/>
+            <w:proofErr w:type="gramEnd"/>
+            <w:r>
+              <w:t xml:space="preserve"> }}</w:t>
             </w:r>
           </w:p>
         </w:tc>
@@ -514,11 +570,11 @@
       <w:tr>
         <w:trPr>
           <w:gridBefore w:val="1"/>
-          <w:wBefore w:w="18" w:type="dxa"/>
+          <w:wBefore w:w="17" w:type="dxa"/>
         </w:trPr>
         <w:tc>
           <w:tcPr>
-            <w:tcW w:w="2202" w:type="dxa"/>
+            <w:tcW w:w="2178" w:type="dxa"/>
           </w:tcPr>
           <w:p>
             <w:pPr>
@@ -543,12 +599,22 @@
         </w:tc>
         <w:tc>
           <w:tcPr>
-            <w:tcW w:w="7669" w:type="dxa"/>
-            <w:gridSpan w:val="3"/>
-          </w:tcPr>
-          <w:p>
-            <w:r>
-              <w:t>{{ contactPerson }}</w:t>
+            <w:tcW w:w="7694" w:type="dxa"/>
+            <w:gridSpan w:val="2"/>
+          </w:tcPr>
+          <w:p>
+            <w:proofErr w:type="gramStart"/>
+            <w:r>
+              <w:t xml:space="preserve">{{ </w:t>
+            </w:r>
+            <w:proofErr w:type="spellStart"/>
+            <w:r>
+              <w:t>contactPerson</w:t>
+            </w:r>
+            <w:proofErr w:type="spellEnd"/>
+            <w:proofErr w:type="gramEnd"/>
+            <w:r>
+              <w:t xml:space="preserve"> }}</w:t>
             </w:r>
           </w:p>
         </w:tc>
@@ -556,11 +622,11 @@
       <w:tr>
         <w:trPr>
           <w:gridBefore w:val="1"/>
-          <w:wBefore w:w="18" w:type="dxa"/>
+          <w:wBefore w:w="17" w:type="dxa"/>
         </w:trPr>
         <w:tc>
           <w:tcPr>
-            <w:tcW w:w="2202" w:type="dxa"/>
+            <w:tcW w:w="2178" w:type="dxa"/>
           </w:tcPr>
           <w:p>
             <w:pPr>
@@ -585,12 +651,22 @@
         </w:tc>
         <w:tc>
           <w:tcPr>
-            <w:tcW w:w="7669" w:type="dxa"/>
-            <w:gridSpan w:val="3"/>
-          </w:tcPr>
-          <w:p>
-            <w:r>
-              <w:t>{{ telephoneFax }}</w:t>
+            <w:tcW w:w="7694" w:type="dxa"/>
+            <w:gridSpan w:val="2"/>
+          </w:tcPr>
+          <w:p>
+            <w:proofErr w:type="gramStart"/>
+            <w:r>
+              <w:t xml:space="preserve">{{ </w:t>
+            </w:r>
+            <w:proofErr w:type="spellStart"/>
+            <w:r>
+              <w:t>telephoneFax</w:t>
+            </w:r>
+            <w:proofErr w:type="spellEnd"/>
+            <w:proofErr w:type="gramEnd"/>
+            <w:r>
+              <w:t xml:space="preserve"> }}</w:t>
             </w:r>
           </w:p>
         </w:tc>
@@ -598,11 +674,11 @@
       <w:tr>
         <w:trPr>
           <w:gridBefore w:val="1"/>
-          <w:wBefore w:w="18" w:type="dxa"/>
+          <w:wBefore w:w="17" w:type="dxa"/>
         </w:trPr>
         <w:tc>
           <w:tcPr>
-            <w:tcW w:w="2202" w:type="dxa"/>
+            <w:tcW w:w="2178" w:type="dxa"/>
           </w:tcPr>
           <w:p>
             <w:pPr>
@@ -627,8 +703,8 @@
         </w:tc>
         <w:tc>
           <w:tcPr>
-            <w:tcW w:w="7669" w:type="dxa"/>
-            <w:gridSpan w:val="3"/>
+            <w:tcW w:w="7694" w:type="dxa"/>
+            <w:gridSpan w:val="2"/>
           </w:tcPr>
           <w:p>
             <w:pPr>
@@ -638,8 +714,13 @@
               </w:tabs>
               <w:jc w:val="both"/>
             </w:pPr>
-            <w:r>
-              <w:t>{{ scope }}</w:t>
+            <w:proofErr w:type="gramStart"/>
+            <w:r>
+              <w:t>{{ scope</w:t>
+            </w:r>
+            <w:proofErr w:type="gramEnd"/>
+            <w:r>
+              <w:t xml:space="preserve"> }}</w:t>
             </w:r>
           </w:p>
         </w:tc>
@@ -647,7 +728,7 @@
       <w:tr>
         <w:tc>
           <w:tcPr>
-            <w:tcW w:w="2220" w:type="dxa"/>
+            <w:tcW w:w="2195" w:type="dxa"/>
             <w:gridSpan w:val="2"/>
           </w:tcPr>
           <w:p>
@@ -668,8 +749,8 @@
         </w:tc>
         <w:tc>
           <w:tcPr>
-            <w:tcW w:w="7669" w:type="dxa"/>
-            <w:gridSpan w:val="3"/>
+            <w:tcW w:w="7694" w:type="dxa"/>
+            <w:gridSpan w:val="2"/>
           </w:tcPr>
           <w:p>
             <w:pPr>
@@ -679,7 +760,15 @@
               </w:tabs>
             </w:pPr>
             <w:r>
-              <w:t>{{ emsComplexityRisk }}</w:t>
+              <w:t>{{</w:t>
+            </w:r>
+            <w:proofErr w:type="spellStart"/>
+            <w:r>
+              <w:t>riskCategory</w:t>
+            </w:r>
+            <w:proofErr w:type="spellEnd"/>
+            <w:r>
+              <w:t>}}</w:t>
             </w:r>
           </w:p>
         </w:tc>
@@ -687,11 +776,11 @@
       <w:tr>
         <w:trPr>
           <w:gridBefore w:val="1"/>
-          <w:wBefore w:w="18" w:type="dxa"/>
+          <w:wBefore w:w="17" w:type="dxa"/>
         </w:trPr>
         <w:tc>
           <w:tcPr>
-            <w:tcW w:w="2202" w:type="dxa"/>
+            <w:tcW w:w="2178" w:type="dxa"/>
           </w:tcPr>
           <w:p>
             <w:pPr>
@@ -716,8 +805,8 @@
         </w:tc>
         <w:tc>
           <w:tcPr>
-            <w:tcW w:w="7669" w:type="dxa"/>
-            <w:gridSpan w:val="3"/>
+            <w:tcW w:w="7694" w:type="dxa"/>
+            <w:gridSpan w:val="2"/>
           </w:tcPr>
           <w:p>
             <w:pPr>
@@ -726,8 +815,18 @@
                 <w:tab w:val="right" w:pos="8640"/>
               </w:tabs>
             </w:pPr>
-            <w:r>
-              <w:t>{{ iafCode }}</w:t>
+            <w:proofErr w:type="gramStart"/>
+            <w:r>
+              <w:t xml:space="preserve">{{ </w:t>
+            </w:r>
+            <w:proofErr w:type="spellStart"/>
+            <w:r>
+              <w:t>iafCode</w:t>
+            </w:r>
+            <w:proofErr w:type="spellEnd"/>
+            <w:proofErr w:type="gramEnd"/>
+            <w:r>
+              <w:t xml:space="preserve"> }}</w:t>
             </w:r>
           </w:p>
         </w:tc>
@@ -735,11 +834,11 @@
       <w:tr>
         <w:trPr>
           <w:gridBefore w:val="1"/>
-          <w:wBefore w:w="18" w:type="dxa"/>
+          <w:wBefore w:w="17" w:type="dxa"/>
         </w:trPr>
         <w:tc>
           <w:tcPr>
-            <w:tcW w:w="2202" w:type="dxa"/>
+            <w:tcW w:w="2178" w:type="dxa"/>
           </w:tcPr>
           <w:p>
             <w:pPr>
@@ -764,8 +863,8 @@
         </w:tc>
         <w:tc>
           <w:tcPr>
-            <w:tcW w:w="7669" w:type="dxa"/>
-            <w:gridSpan w:val="3"/>
+            <w:tcW w:w="7694" w:type="dxa"/>
+            <w:gridSpan w:val="2"/>
           </w:tcPr>
           <w:p>
             <w:pPr>
@@ -774,8 +873,18 @@
                 <w:tab w:val="right" w:pos="8640"/>
               </w:tabs>
             </w:pPr>
-            <w:r>
-              <w:t>{{ numberOfEmployees }}</w:t>
+            <w:proofErr w:type="gramStart"/>
+            <w:r>
+              <w:t xml:space="preserve">{{ </w:t>
+            </w:r>
+            <w:proofErr w:type="spellStart"/>
+            <w:r>
+              <w:t>numberOfEmployees</w:t>
+            </w:r>
+            <w:proofErr w:type="spellEnd"/>
+            <w:proofErr w:type="gramEnd"/>
+            <w:r>
+              <w:t xml:space="preserve"> }}</w:t>
             </w:r>
           </w:p>
         </w:tc>
@@ -783,12 +892,12 @@
       <w:tr>
         <w:trPr>
           <w:gridBefore w:val="1"/>
-          <w:wBefore w:w="18" w:type="dxa"/>
+          <w:wBefore w:w="17" w:type="dxa"/>
           <w:trHeight w:val="836"/>
         </w:trPr>
         <w:tc>
           <w:tcPr>
-            <w:tcW w:w="2202" w:type="dxa"/>
+            <w:tcW w:w="2178" w:type="dxa"/>
           </w:tcPr>
           <w:p>
             <w:pPr>
@@ -813,7 +922,7 @@
         </w:tc>
         <w:tc>
           <w:tcPr>
-            <w:tcW w:w="3417" w:type="dxa"/>
+            <w:tcW w:w="4009" w:type="dxa"/>
             <w:tcBorders>
               <w:right w:val="single" w:sz="4" w:space="0" w:color="auto"/>
             </w:tcBorders>
@@ -827,13 +936,33 @@
                 <w:szCs w:val="24"/>
               </w:rPr>
             </w:pPr>
-            <w:r>
-              <w:rPr>
-                <w:rFonts w:ascii="Times New Roman" w:hAnsi="Times New Roman"/>
-                <w:sz w:val="24"/>
-                <w:szCs w:val="24"/>
-              </w:rPr>
-              <w:t>{{ auditTeam }}</w:t>
+            <w:proofErr w:type="gramStart"/>
+            <w:r>
+              <w:rPr>
+                <w:rFonts w:ascii="Times New Roman" w:hAnsi="Times New Roman"/>
+                <w:sz w:val="24"/>
+                <w:szCs w:val="24"/>
+              </w:rPr>
+              <w:t xml:space="preserve">{{ </w:t>
+            </w:r>
+            <w:proofErr w:type="spellStart"/>
+            <w:r>
+              <w:rPr>
+                <w:rFonts w:ascii="Times New Roman" w:hAnsi="Times New Roman"/>
+                <w:sz w:val="24"/>
+                <w:szCs w:val="24"/>
+              </w:rPr>
+              <w:t>auditTeam</w:t>
+            </w:r>
+            <w:proofErr w:type="spellEnd"/>
+            <w:proofErr w:type="gramEnd"/>
+            <w:r>
+              <w:rPr>
+                <w:rFonts w:ascii="Times New Roman" w:hAnsi="Times New Roman"/>
+                <w:sz w:val="24"/>
+                <w:szCs w:val="24"/>
+              </w:rPr>
+              <w:t xml:space="preserve"> }}</w:t>
             </w:r>
             <w:r>
               <w:rPr>
@@ -857,7 +986,7 @@
         </w:tc>
         <w:tc>
           <w:tcPr>
-            <w:tcW w:w="1842" w:type="dxa"/>
+            <w:tcW w:w="3685" w:type="dxa"/>
             <w:tcBorders>
               <w:left w:val="single" w:sz="4" w:space="0" w:color="auto"/>
               <w:right w:val="single" w:sz="4" w:space="0" w:color="auto"/>
@@ -878,53 +1007,51 @@
                 <w:sz w:val="24"/>
                 <w:szCs w:val="24"/>
               </w:rPr>
-              <w:t xml:space="preserve">Audit Duration Manday(s): </w:t>
-            </w:r>
-          </w:p>
-        </w:tc>
-        <w:tc>
-          <w:tcPr>
-            <w:tcW w:w="2410" w:type="dxa"/>
-            <w:tcBorders>
-              <w:left w:val="single" w:sz="4" w:space="0" w:color="auto"/>
-            </w:tcBorders>
-          </w:tcPr>
-          <w:p>
-            <w:pPr>
-              <w:spacing w:after="0" w:line="240" w:lineRule="auto"/>
-              <w:rPr>
-                <w:rFonts w:ascii="Times New Roman" w:hAnsi="Times New Roman"/>
-                <w:sz w:val="24"/>
-                <w:szCs w:val="24"/>
-              </w:rPr>
-            </w:pPr>
-            <w:r>
-              <w:rPr>
-                <w:rFonts w:ascii="Times New Roman" w:hAnsi="Times New Roman"/>
-                <w:sz w:val="24"/>
-                <w:szCs w:val="24"/>
-              </w:rPr>
-              <w:t xml:space="preserve">Date of Audit: </w:t>
-            </w:r>
-          </w:p>
-          <w:p>
-            <w:pPr>
-              <w:spacing w:after="0" w:line="240" w:lineRule="auto"/>
-              <w:rPr>
-                <w:rFonts w:ascii="Times New Roman" w:hAnsi="Times New Roman"/>
-                <w:sz w:val="24"/>
-                <w:szCs w:val="24"/>
-                <w:lang w:val="en-IN"/>
-              </w:rPr>
-            </w:pPr>
-            <w:r>
-              <w:rPr>
-                <w:rFonts w:ascii="Times New Roman" w:hAnsi="Times New Roman"/>
-                <w:sz w:val="24"/>
-                <w:szCs w:val="24"/>
-                <w:lang w:val="en-IN"/>
-              </w:rPr>
-              <w:t>{{ dateOfAudit }}</w:t>
+              <w:t xml:space="preserve">Audit Duration </w:t>
+            </w:r>
+            <w:proofErr w:type="spellStart"/>
+            <w:r>
+              <w:rPr>
+                <w:rFonts w:ascii="Times New Roman" w:hAnsi="Times New Roman"/>
+                <w:sz w:val="24"/>
+                <w:szCs w:val="24"/>
+              </w:rPr>
+              <w:t>Manday</w:t>
+            </w:r>
+            <w:proofErr w:type="spellEnd"/>
+            <w:r>
+              <w:rPr>
+                <w:rFonts w:ascii="Times New Roman" w:hAnsi="Times New Roman"/>
+                <w:sz w:val="24"/>
+                <w:szCs w:val="24"/>
+              </w:rPr>
+              <w:t xml:space="preserve">(s): </w:t>
+            </w:r>
+            <w:r>
+              <w:rPr>
+                <w:rFonts w:ascii="Times New Roman" w:hAnsi="Times New Roman"/>
+                <w:sz w:val="24"/>
+                <w:szCs w:val="24"/>
+              </w:rPr>
+              <w:t>{{</w:t>
+            </w:r>
+            <w:proofErr w:type="spellStart"/>
+            <w:r>
+              <w:rPr>
+                <w:rFonts w:ascii="Times New Roman" w:hAnsi="Times New Roman"/>
+                <w:sz w:val="24"/>
+                <w:szCs w:val="24"/>
+              </w:rPr>
+              <w:t>auditManDays</w:t>
+            </w:r>
+            <w:proofErr w:type="spellEnd"/>
+            <w:r>
+              <w:rPr>
+                <w:rFonts w:ascii="Times New Roman" w:hAnsi="Times New Roman"/>
+                <w:sz w:val="24"/>
+                <w:szCs w:val="24"/>
+              </w:rPr>
+              <w:t>}}</w:t>
             </w:r>
           </w:p>
         </w:tc>
@@ -932,11 +1059,11 @@
       <w:tr>
         <w:trPr>
           <w:gridBefore w:val="1"/>
-          <w:wBefore w:w="18" w:type="dxa"/>
+          <w:wBefore w:w="17" w:type="dxa"/>
         </w:trPr>
         <w:tc>
           <w:tcPr>
-            <w:tcW w:w="2202" w:type="dxa"/>
+            <w:tcW w:w="2178" w:type="dxa"/>
           </w:tcPr>
           <w:p>
             <w:pPr>
@@ -952,14 +1079,14 @@
               <w:rPr>
                 <w:b/>
               </w:rPr>
-              <w:t xml:space="preserve">Audit Criteria    </w:t>
-            </w:r>
-          </w:p>
-        </w:tc>
-        <w:tc>
-          <w:tcPr>
-            <w:tcW w:w="7669" w:type="dxa"/>
-            <w:gridSpan w:val="3"/>
+              <w:t>Audit Start Date</w:t>
+            </w:r>
+          </w:p>
+        </w:tc>
+        <w:tc>
+          <w:tcPr>
+            <w:tcW w:w="7694" w:type="dxa"/>
+            <w:gridSpan w:val="2"/>
           </w:tcPr>
           <w:p>
             <w:pPr>
@@ -969,10 +1096,15 @@
               </w:rPr>
             </w:pPr>
             <w:r>
-              <w:rPr>
-                <w:i/>
-              </w:rPr>
-              <w:t>ISO 14001:2015 Standard, Organization’s guidelines, and applicable legal and Regulatory requirements that affect Organization’s ability to provide the products and services defined in the scope of the EMS.</w:t>
+              <w:t>{{</w:t>
+            </w:r>
+            <w:proofErr w:type="spellStart"/>
+            <w:r>
+              <w:t>startDateOfAudit</w:t>
+            </w:r>
+            <w:proofErr w:type="spellEnd"/>
+            <w:r>
+              <w:t>}}</w:t>
             </w:r>
           </w:p>
         </w:tc>
@@ -980,57 +1112,52 @@
       <w:tr>
         <w:trPr>
           <w:gridBefore w:val="1"/>
-          <w:wBefore w:w="18" w:type="dxa"/>
+          <w:wBefore w:w="17" w:type="dxa"/>
         </w:trPr>
         <w:tc>
           <w:tcPr>
-            <w:tcW w:w="2202" w:type="dxa"/>
-          </w:tcPr>
-          <w:p>
-            <w:pPr>
-              <w:spacing w:after="0" w:line="240" w:lineRule="auto"/>
-              <w:rPr>
-                <w:rFonts w:ascii="Times New Roman" w:hAnsi="Times New Roman"/>
-                <w:b/>
-                <w:sz w:val="24"/>
-                <w:szCs w:val="24"/>
-              </w:rPr>
-            </w:pPr>
-            <w:r>
-              <w:rPr>
-                <w:rFonts w:ascii="Times New Roman" w:hAnsi="Times New Roman"/>
-                <w:b/>
-                <w:sz w:val="24"/>
-                <w:szCs w:val="24"/>
-              </w:rPr>
-              <w:t xml:space="preserve">Purpose of Audit </w:t>
-            </w:r>
-          </w:p>
-        </w:tc>
-        <w:tc>
-          <w:tcPr>
-            <w:tcW w:w="7669" w:type="dxa"/>
-            <w:gridSpan w:val="3"/>
-          </w:tcPr>
-          <w:p>
-            <w:pPr>
-              <w:spacing w:after="0" w:line="240" w:lineRule="auto"/>
+            <w:tcW w:w="2178" w:type="dxa"/>
+          </w:tcPr>
+          <w:p>
+            <w:pPr>
+              <w:tabs>
+                <w:tab w:val="left" w:pos="540"/>
+                <w:tab w:val="left" w:pos="3480"/>
+              </w:tabs>
+              <w:rPr>
+                <w:b/>
+              </w:rPr>
+            </w:pPr>
+            <w:r>
+              <w:rPr>
+                <w:b/>
+              </w:rPr>
+              <w:t>Audit End Date</w:t>
+            </w:r>
+          </w:p>
+        </w:tc>
+        <w:tc>
+          <w:tcPr>
+            <w:tcW w:w="7694" w:type="dxa"/>
+            <w:gridSpan w:val="2"/>
+          </w:tcPr>
+          <w:p>
+            <w:pPr>
               <w:jc w:val="both"/>
               <w:rPr>
-                <w:rFonts w:cs="Calibri"/>
                 <w:i/>
-                <w:sz w:val="24"/>
-                <w:szCs w:val="24"/>
-              </w:rPr>
-            </w:pPr>
-            <w:r>
-              <w:rPr>
-                <w:rFonts w:cs="Calibri"/>
-                <w:i/>
-                <w:sz w:val="24"/>
-                <w:szCs w:val="24"/>
-              </w:rPr>
-              <w:t>To verify the implementation of the Environmental Management System as per the Standards Requirement, verification of records for the conformity of the implementation.</w:t>
+              </w:rPr>
+            </w:pPr>
+            <w:r>
+              <w:t>{{</w:t>
+            </w:r>
+            <w:proofErr w:type="spellStart"/>
+            <w:r>
+              <w:t>endDateOfAudit</w:t>
+            </w:r>
+            <w:proofErr w:type="spellEnd"/>
+            <w:r>
+              <w:t>}}</w:t>
             </w:r>
           </w:p>
         </w:tc>
@@ -1038,12 +1165,118 @@
       <w:tr>
         <w:trPr>
           <w:gridBefore w:val="1"/>
-          <w:wBefore w:w="18" w:type="dxa"/>
+          <w:wBefore w:w="17" w:type="dxa"/>
         </w:trPr>
         <w:tc>
           <w:tcPr>
-            <w:tcW w:w="9871" w:type="dxa"/>
-            <w:gridSpan w:val="4"/>
+            <w:tcW w:w="2178" w:type="dxa"/>
+          </w:tcPr>
+          <w:p>
+            <w:pPr>
+              <w:tabs>
+                <w:tab w:val="left" w:pos="540"/>
+                <w:tab w:val="left" w:pos="3480"/>
+              </w:tabs>
+              <w:rPr>
+                <w:b/>
+              </w:rPr>
+            </w:pPr>
+            <w:r>
+              <w:rPr>
+                <w:b/>
+              </w:rPr>
+              <w:t xml:space="preserve">Audit Criteria    </w:t>
+            </w:r>
+          </w:p>
+        </w:tc>
+        <w:tc>
+          <w:tcPr>
+            <w:tcW w:w="7694" w:type="dxa"/>
+            <w:gridSpan w:val="2"/>
+          </w:tcPr>
+          <w:p>
+            <w:pPr>
+              <w:jc w:val="both"/>
+              <w:rPr>
+                <w:i/>
+              </w:rPr>
+            </w:pPr>
+            <w:r>
+              <w:rPr>
+                <w:i/>
+              </w:rPr>
+              <w:t>ISO 14001:2015 Standard, Organization’s guidelines, and applicable legal and Regulatory requirements that affect Organization’s ability to provide the products and services defined in the scope of the EMS.</w:t>
+            </w:r>
+          </w:p>
+        </w:tc>
+      </w:tr>
+      <w:tr>
+        <w:trPr>
+          <w:gridBefore w:val="1"/>
+          <w:wBefore w:w="17" w:type="dxa"/>
+        </w:trPr>
+        <w:tc>
+          <w:tcPr>
+            <w:tcW w:w="2178" w:type="dxa"/>
+          </w:tcPr>
+          <w:p>
+            <w:pPr>
+              <w:spacing w:after="0" w:line="240" w:lineRule="auto"/>
+              <w:rPr>
+                <w:rFonts w:ascii="Times New Roman" w:hAnsi="Times New Roman"/>
+                <w:b/>
+                <w:sz w:val="24"/>
+                <w:szCs w:val="24"/>
+              </w:rPr>
+            </w:pPr>
+            <w:r>
+              <w:rPr>
+                <w:rFonts w:ascii="Times New Roman" w:hAnsi="Times New Roman"/>
+                <w:b/>
+                <w:sz w:val="24"/>
+                <w:szCs w:val="24"/>
+              </w:rPr>
+              <w:t xml:space="preserve">Purpose of Audit </w:t>
+            </w:r>
+          </w:p>
+        </w:tc>
+        <w:tc>
+          <w:tcPr>
+            <w:tcW w:w="7694" w:type="dxa"/>
+            <w:gridSpan w:val="2"/>
+          </w:tcPr>
+          <w:p>
+            <w:pPr>
+              <w:spacing w:after="0" w:line="240" w:lineRule="auto"/>
+              <w:jc w:val="both"/>
+              <w:rPr>
+                <w:rFonts w:cs="Calibri"/>
+                <w:i/>
+                <w:sz w:val="24"/>
+                <w:szCs w:val="24"/>
+              </w:rPr>
+            </w:pPr>
+            <w:r>
+              <w:rPr>
+                <w:rFonts w:cs="Calibri"/>
+                <w:i/>
+                <w:sz w:val="24"/>
+                <w:szCs w:val="24"/>
+              </w:rPr>
+              <w:t>To verify the implementation of the Environmental Management System as per the Standards Requirement, verification of records for the conformity of the implementation.</w:t>
+            </w:r>
+          </w:p>
+        </w:tc>
+      </w:tr>
+      <w:tr>
+        <w:trPr>
+          <w:gridBefore w:val="1"/>
+          <w:wBefore w:w="17" w:type="dxa"/>
+        </w:trPr>
+        <w:tc>
+          <w:tcPr>
+            <w:tcW w:w="9872" w:type="dxa"/>
+            <w:gridSpan w:val="3"/>
           </w:tcPr>
           <w:p>
             <w:pPr>
@@ -1082,8 +1315,7 @@
     </w:p>
     <w:tbl>
       <w:tblPr>
-        <w:tblW w:w="10065" w:type="dxa"/>
-        <w:tblInd w:w="-176" w:type="dxa"/>
+        <w:tblW w:w="9915" w:type="dxa"/>
         <w:tblBorders>
           <w:top w:val="single" w:sz="4" w:space="0" w:color="000000"/>
           <w:left w:val="single" w:sz="4" w:space="0" w:color="000000"/>
@@ -1095,526 +1327,39 @@
         <w:tblLook w:val="04A0" w:firstRow="1" w:lastRow="0" w:firstColumn="1" w:lastColumn="0" w:noHBand="0" w:noVBand="1"/>
       </w:tblPr>
       <w:tblGrid>
-        <w:gridCol w:w="176"/>
-        <w:gridCol w:w="675"/>
-        <w:gridCol w:w="9214"/>
+        <w:gridCol w:w="9915"/>
       </w:tblGrid>
       <w:tr>
         <w:trPr>
-          <w:gridBefore w:val="1"/>
-          <w:wBefore w:w="176" w:type="dxa"/>
+          <w:trHeight w:val="1167"/>
         </w:trPr>
         <w:tc>
           <w:tcPr>
-            <w:tcW w:w="9889" w:type="dxa"/>
-            <w:gridSpan w:val="2"/>
-          </w:tcPr>
-          <w:p>
-            <w:pPr>
-              <w:spacing w:after="0"/>
-              <w:jc w:val="center"/>
-              <w:rPr>
-                <w:rFonts w:ascii="Times New Roman" w:hAnsi="Times New Roman"/>
-                <w:b/>
-                <w:sz w:val="24"/>
-                <w:szCs w:val="24"/>
-              </w:rPr>
-            </w:pPr>
-            <w:r>
-              <w:rPr>
-                <w:rFonts w:ascii="Times New Roman" w:hAnsi="Times New Roman"/>
-                <w:b/>
-                <w:sz w:val="24"/>
-                <w:szCs w:val="24"/>
-              </w:rPr>
-              <w:t>Observations</w:t>
-            </w:r>
-          </w:p>
-        </w:tc>
-      </w:tr>
-      <w:tr>
-        <w:trPr>
-          <w:gridBefore w:val="1"/>
-          <w:wBefore w:w="176" w:type="dxa"/>
-        </w:trPr>
-        <w:tc>
-          <w:tcPr>
-            <w:tcW w:w="675" w:type="dxa"/>
-          </w:tcPr>
-          <w:p>
-            <w:pPr>
-              <w:jc w:val="center"/>
-              <w:rPr>
-                <w:rFonts w:ascii="Times New Roman" w:hAnsi="Times New Roman"/>
-                <w:sz w:val="24"/>
-                <w:szCs w:val="24"/>
-              </w:rPr>
-            </w:pPr>
-          </w:p>
-        </w:tc>
-        <w:tc>
-          <w:tcPr>
-            <w:tcW w:w="9214" w:type="dxa"/>
-          </w:tcPr>
-          <w:p>
-            <w:pPr>
-              <w:pStyle w:val="NormalWeb"/>
-              <w:spacing w:before="0" w:beforeAutospacing="0" w:after="0" w:afterAutospacing="0" w:line="263" w:lineRule="atLeast"/>
-              <w:jc w:val="both"/>
-              <w:rPr>
-                <w:rFonts w:ascii="Times New Roman" w:eastAsia="Batang" w:hAnsi="Times New Roman" w:cs="Times New Roman"/>
-                <w:kern w:val="2"/>
-              </w:rPr>
-            </w:pPr>
-          </w:p>
-        </w:tc>
-      </w:tr>
-      <w:tr>
-        <w:trPr>
-          <w:gridBefore w:val="1"/>
-          <w:wBefore w:w="176" w:type="dxa"/>
-        </w:trPr>
-        <w:tc>
-          <w:tcPr>
-            <w:tcW w:w="675" w:type="dxa"/>
-          </w:tcPr>
-          <w:p>
-            <w:pPr>
-              <w:jc w:val="center"/>
-              <w:rPr>
-                <w:rFonts w:ascii="Times New Roman" w:hAnsi="Times New Roman"/>
-                <w:sz w:val="24"/>
-                <w:szCs w:val="24"/>
-              </w:rPr>
-            </w:pPr>
-          </w:p>
-        </w:tc>
-        <w:tc>
-          <w:tcPr>
-            <w:tcW w:w="9214" w:type="dxa"/>
-          </w:tcPr>
-          <w:p>
-            <w:pPr>
-              <w:pStyle w:val="NormalWeb"/>
-              <w:spacing w:before="0" w:beforeAutospacing="0" w:after="0" w:afterAutospacing="0" w:line="263" w:lineRule="atLeast"/>
-              <w:jc w:val="both"/>
-              <w:rPr>
-                <w:rFonts w:ascii="Times New Roman" w:eastAsia="Batang" w:hAnsi="Times New Roman" w:cs="Times New Roman"/>
-                <w:kern w:val="2"/>
-              </w:rPr>
-            </w:pPr>
-          </w:p>
-        </w:tc>
-      </w:tr>
-      <w:tr>
-        <w:trPr>
-          <w:gridBefore w:val="1"/>
-          <w:wBefore w:w="176" w:type="dxa"/>
-        </w:trPr>
-        <w:tc>
-          <w:tcPr>
-            <w:tcW w:w="675" w:type="dxa"/>
-          </w:tcPr>
-          <w:p>
-            <w:pPr>
-              <w:jc w:val="center"/>
-              <w:rPr>
-                <w:rFonts w:ascii="Times New Roman" w:hAnsi="Times New Roman"/>
-                <w:sz w:val="24"/>
-                <w:szCs w:val="24"/>
-              </w:rPr>
-            </w:pPr>
-          </w:p>
-        </w:tc>
-        <w:tc>
-          <w:tcPr>
-            <w:tcW w:w="9214" w:type="dxa"/>
-          </w:tcPr>
-          <w:p>
-            <w:pPr>
-              <w:pStyle w:val="NormalWeb"/>
-              <w:spacing w:before="0" w:beforeAutospacing="0" w:after="0" w:afterAutospacing="0" w:line="263" w:lineRule="atLeast"/>
-              <w:jc w:val="both"/>
-              <w:rPr>
-                <w:rFonts w:ascii="Times New Roman" w:eastAsia="Batang" w:hAnsi="Times New Roman" w:cs="Times New Roman"/>
-                <w:kern w:val="2"/>
-              </w:rPr>
-            </w:pPr>
-          </w:p>
-        </w:tc>
-      </w:tr>
-      <w:tr>
-        <w:tblPrEx>
-          <w:tblBorders>
-            <w:top w:val="single" w:sz="4" w:space="0" w:color="auto"/>
-            <w:left w:val="single" w:sz="4" w:space="0" w:color="auto"/>
-            <w:bottom w:val="single" w:sz="4" w:space="0" w:color="auto"/>
-            <w:right w:val="single" w:sz="4" w:space="0" w:color="auto"/>
-            <w:insideH w:val="single" w:sz="4" w:space="0" w:color="auto"/>
-            <w:insideV w:val="single" w:sz="4" w:space="0" w:color="auto"/>
-          </w:tblBorders>
-          <w:tblLook w:val="01E0" w:firstRow="1" w:lastRow="1" w:firstColumn="1" w:lastColumn="1" w:noHBand="0" w:noVBand="0"/>
-        </w:tblPrEx>
-        <w:trPr>
-          <w:trHeight w:val="2252"/>
-        </w:trPr>
-        <w:tc>
-          <w:tcPr>
-            <w:tcW w:w="10065" w:type="dxa"/>
-            <w:gridSpan w:val="3"/>
+            <w:tcW w:w="9915" w:type="dxa"/>
             <w:shd w:val="clear" w:color="auto" w:fill="auto"/>
           </w:tcPr>
           <w:p>
             <w:pPr>
-              <w:widowControl w:val="0"/>
-              <w:autoSpaceDE w:val="0"/>
-              <w:autoSpaceDN w:val="0"/>
-              <w:adjustRightInd w:val="0"/>
-              <w:rPr>
-                <w:rFonts w:ascii="Times New Roman" w:eastAsia="Times New Roman" w:hAnsi="Times New Roman"/>
-                <w:b/>
-                <w:bCs/>
-                <w:spacing w:val="-1"/>
-                <w:sz w:val="24"/>
-                <w:szCs w:val="24"/>
-              </w:rPr>
-            </w:pPr>
-            <w:r>
-              <w:rPr>
-                <w:rFonts w:ascii="Times New Roman" w:eastAsia="Times New Roman" w:hAnsi="Times New Roman"/>
-                <w:b/>
-                <w:bCs/>
-                <w:spacing w:val="-1"/>
-                <w:sz w:val="24"/>
-                <w:szCs w:val="24"/>
-              </w:rPr>
-              <w:t>Non-Conformities</w:t>
-            </w:r>
-            <w:r>
-              <w:rPr>
-                <w:rFonts w:ascii="Times New Roman" w:eastAsia="Times New Roman" w:hAnsi="Times New Roman"/>
-                <w:b/>
-                <w:bCs/>
-                <w:spacing w:val="-1"/>
-                <w:sz w:val="24"/>
-                <w:szCs w:val="24"/>
-              </w:rPr>
-              <w:t xml:space="preserve"> Raised </w:t>
-            </w:r>
-          </w:p>
-          <w:p>
-            <w:pPr>
-              <w:widowControl w:val="0"/>
-              <w:autoSpaceDE w:val="0"/>
-              <w:autoSpaceDN w:val="0"/>
-              <w:adjustRightInd w:val="0"/>
-              <w:jc w:val="both"/>
-              <w:rPr>
-                <w:rFonts w:ascii="Times New Roman" w:eastAsia="Times New Roman" w:hAnsi="Times New Roman"/>
-                <w:b/>
-                <w:bCs/>
-                <w:spacing w:val="-1"/>
-                <w:sz w:val="24"/>
-                <w:szCs w:val="24"/>
-              </w:rPr>
-            </w:pPr>
-            <w:r>
-              <w:rPr>
-                <w:rFonts w:ascii="Times New Roman" w:eastAsia="Times New Roman" w:hAnsi="Times New Roman"/>
-                <w:b/>
-                <w:bCs/>
-                <w:spacing w:val="-1"/>
-                <w:sz w:val="24"/>
-                <w:szCs w:val="24"/>
-              </w:rPr>
-              <w:t>__</w:t>
-            </w:r>
-            <w:r>
-              <w:rPr>
-                <w:rFonts w:ascii="Times New Roman" w:eastAsia="Times New Roman" w:hAnsi="Times New Roman"/>
-                <w:b/>
-                <w:bCs/>
-                <w:spacing w:val="-1"/>
-                <w:sz w:val="24"/>
-                <w:szCs w:val="24"/>
-              </w:rPr>
-              <w:t>0</w:t>
-            </w:r>
-            <w:r>
-              <w:rPr>
-                <w:rFonts w:ascii="Times New Roman" w:eastAsia="Times New Roman" w:hAnsi="Times New Roman"/>
-                <w:b/>
-                <w:bCs/>
-                <w:spacing w:val="-1"/>
-                <w:sz w:val="24"/>
-                <w:szCs w:val="24"/>
-              </w:rPr>
-              <w:t>1</w:t>
-            </w:r>
-            <w:r>
-              <w:rPr>
-                <w:rFonts w:ascii="Times New Roman" w:eastAsia="Times New Roman" w:hAnsi="Times New Roman"/>
-                <w:b/>
-                <w:bCs/>
-                <w:spacing w:val="-1"/>
-                <w:sz w:val="24"/>
-                <w:szCs w:val="24"/>
-              </w:rPr>
-              <w:t>__Minor</w:t>
-            </w:r>
-            <w:r>
-              <w:rPr>
-                <w:rFonts w:ascii="Times New Roman" w:hAnsi="Times New Roman"/>
-                <w:b/>
-                <w:bCs/>
-                <w:spacing w:val="-1"/>
-                <w:sz w:val="24"/>
-                <w:szCs w:val="24"/>
-              </w:rPr>
-              <w:t>_</w:t>
-            </w:r>
-            <w:r>
-              <w:rPr>
-                <w:rFonts w:ascii="Times New Roman" w:hAnsi="Times New Roman"/>
-                <w:b/>
-                <w:bCs/>
-                <w:spacing w:val="-1"/>
-                <w:sz w:val="24"/>
-                <w:szCs w:val="24"/>
-              </w:rPr>
-              <w:t>0</w:t>
-            </w:r>
-            <w:r>
-              <w:rPr>
-                <w:rFonts w:ascii="Times New Roman" w:hAnsi="Times New Roman"/>
-                <w:b/>
-                <w:bCs/>
-                <w:spacing w:val="-1"/>
-                <w:sz w:val="24"/>
-                <w:szCs w:val="24"/>
-              </w:rPr>
-              <w:t>_Major</w:t>
-            </w:r>
-            <w:r>
-              <w:rPr>
-                <w:rFonts w:ascii="Times New Roman" w:eastAsia="Times New Roman" w:hAnsi="Times New Roman"/>
-                <w:b/>
-                <w:bCs/>
-                <w:spacing w:val="-1"/>
-                <w:sz w:val="24"/>
-                <w:szCs w:val="24"/>
-              </w:rPr>
-              <w:t xml:space="preserve"> </w:t>
-            </w:r>
-            <w:r>
-              <w:rPr>
-                <w:rFonts w:ascii="Times New Roman" w:eastAsia="Times New Roman" w:hAnsi="Times New Roman"/>
-                <w:b/>
-                <w:bCs/>
-                <w:spacing w:val="-1"/>
-                <w:sz w:val="24"/>
-                <w:szCs w:val="24"/>
-              </w:rPr>
-              <w:t>Non-conformance</w:t>
-            </w:r>
-            <w:r>
-              <w:rPr>
-                <w:rFonts w:ascii="Times New Roman" w:eastAsia="Times New Roman" w:hAnsi="Times New Roman"/>
-                <w:b/>
-                <w:bCs/>
-                <w:spacing w:val="-1"/>
-                <w:sz w:val="24"/>
-                <w:szCs w:val="24"/>
-              </w:rPr>
-              <w:t xml:space="preserve"> identified in the Stage </w:t>
-            </w:r>
-            <w:r>
-              <w:rPr>
-                <w:rFonts w:ascii="Times New Roman" w:hAnsi="Times New Roman"/>
-                <w:b/>
-                <w:bCs/>
-                <w:spacing w:val="-1"/>
-                <w:sz w:val="24"/>
-                <w:szCs w:val="24"/>
-              </w:rPr>
-              <w:t>2</w:t>
-            </w:r>
-            <w:r>
-              <w:rPr>
-                <w:rFonts w:ascii="Times New Roman" w:eastAsia="Times New Roman" w:hAnsi="Times New Roman"/>
-                <w:b/>
-                <w:bCs/>
-                <w:spacing w:val="-1"/>
-                <w:sz w:val="24"/>
-                <w:szCs w:val="24"/>
-              </w:rPr>
-              <w:t xml:space="preserve"> </w:t>
-            </w:r>
-            <w:r>
-              <w:rPr>
-                <w:rFonts w:ascii="Times New Roman" w:eastAsia="Times New Roman" w:hAnsi="Times New Roman"/>
-                <w:b/>
-                <w:bCs/>
-                <w:spacing w:val="-1"/>
-                <w:sz w:val="24"/>
-                <w:szCs w:val="24"/>
-              </w:rPr>
-              <w:t>audit, details</w:t>
-            </w:r>
-            <w:r>
-              <w:rPr>
-                <w:rFonts w:ascii="Times New Roman" w:eastAsia="Times New Roman" w:hAnsi="Times New Roman"/>
-                <w:b/>
-                <w:bCs/>
-                <w:spacing w:val="-1"/>
-                <w:sz w:val="24"/>
-                <w:szCs w:val="24"/>
-              </w:rPr>
-              <w:t xml:space="preserve"> of </w:t>
-            </w:r>
-            <w:r>
-              <w:rPr>
-                <w:rFonts w:ascii="Times New Roman" w:eastAsia="Times New Roman" w:hAnsi="Times New Roman"/>
-                <w:b/>
-                <w:bCs/>
-                <w:spacing w:val="-1"/>
-                <w:sz w:val="24"/>
-                <w:szCs w:val="24"/>
-              </w:rPr>
-              <w:t>Non-Conformance</w:t>
-            </w:r>
-            <w:r>
-              <w:rPr>
-                <w:rFonts w:ascii="Times New Roman" w:eastAsia="Times New Roman" w:hAnsi="Times New Roman"/>
-                <w:b/>
-                <w:bCs/>
-                <w:spacing w:val="-1"/>
-                <w:sz w:val="24"/>
-                <w:szCs w:val="24"/>
-              </w:rPr>
-              <w:t xml:space="preserve"> in CAR From (</w:t>
-            </w:r>
-            <w:r>
-              <w:rPr>
-                <w:rFonts w:ascii="Times New Roman" w:eastAsia="Times New Roman" w:hAnsi="Times New Roman"/>
-                <w:b/>
-                <w:bCs/>
-                <w:spacing w:val="-1"/>
-                <w:sz w:val="24"/>
-                <w:szCs w:val="24"/>
-              </w:rPr>
-              <w:t>AGI</w:t>
-            </w:r>
-            <w:r>
-              <w:rPr>
-                <w:rFonts w:ascii="Times New Roman" w:eastAsia="Times New Roman" w:hAnsi="Times New Roman"/>
-                <w:b/>
-                <w:bCs/>
-                <w:spacing w:val="-1"/>
-                <w:sz w:val="24"/>
-                <w:szCs w:val="24"/>
-              </w:rPr>
-              <w:t>-F-</w:t>
-            </w:r>
-            <w:r>
-              <w:rPr>
-                <w:rFonts w:ascii="Times New Roman" w:eastAsia="Times New Roman" w:hAnsi="Times New Roman"/>
-                <w:b/>
-                <w:bCs/>
-                <w:spacing w:val="-1"/>
-                <w:sz w:val="24"/>
-                <w:szCs w:val="24"/>
-              </w:rPr>
-              <w:t>28</w:t>
-            </w:r>
-            <w:r>
-              <w:rPr>
-                <w:rFonts w:ascii="Times New Roman" w:eastAsia="Times New Roman" w:hAnsi="Times New Roman"/>
-                <w:b/>
-                <w:bCs/>
-                <w:spacing w:val="-1"/>
-                <w:sz w:val="24"/>
-                <w:szCs w:val="24"/>
-              </w:rPr>
-              <w:t xml:space="preserve">) </w:t>
-            </w:r>
-            <w:r>
-              <w:rPr>
-                <w:rFonts w:ascii="Times New Roman" w:eastAsia="Times New Roman" w:hAnsi="Times New Roman"/>
-                <w:bCs/>
-                <w:spacing w:val="-1"/>
-                <w:sz w:val="24"/>
-                <w:szCs w:val="24"/>
-              </w:rPr>
-              <w:t>(Note: the detailed NC is to be submitted and accepted by the client on (</w:t>
-            </w:r>
-            <w:r>
-              <w:rPr>
-                <w:rFonts w:ascii="Times New Roman" w:eastAsia="Times New Roman" w:hAnsi="Times New Roman"/>
-                <w:bCs/>
-                <w:spacing w:val="-1"/>
-                <w:sz w:val="24"/>
-                <w:szCs w:val="24"/>
-              </w:rPr>
-              <w:t>AGI</w:t>
-            </w:r>
-            <w:r>
-              <w:rPr>
-                <w:rFonts w:ascii="Times New Roman" w:eastAsia="Times New Roman" w:hAnsi="Times New Roman"/>
-                <w:bCs/>
-                <w:spacing w:val="-1"/>
-                <w:sz w:val="24"/>
-                <w:szCs w:val="24"/>
-              </w:rPr>
-              <w:t xml:space="preserve"> </w:t>
-            </w:r>
-            <w:r>
-              <w:rPr>
-                <w:rFonts w:ascii="Times New Roman" w:eastAsia="Times New Roman" w:hAnsi="Times New Roman"/>
-                <w:bCs/>
-                <w:spacing w:val="-1"/>
-                <w:sz w:val="24"/>
-                <w:szCs w:val="24"/>
-              </w:rPr>
-              <w:t>20)</w:t>
-            </w:r>
-            <w:r>
-              <w:rPr>
-                <w:rFonts w:ascii="Times New Roman" w:eastAsia="Times New Roman" w:hAnsi="Times New Roman"/>
-                <w:iCs/>
-                <w:sz w:val="24"/>
-                <w:szCs w:val="24"/>
-              </w:rPr>
-              <w:t xml:space="preserve"> Please</w:t>
-            </w:r>
-            <w:r>
-              <w:rPr>
-                <w:rFonts w:ascii="Times New Roman" w:eastAsia="Times New Roman" w:hAnsi="Times New Roman"/>
-                <w:iCs/>
-                <w:sz w:val="24"/>
-                <w:szCs w:val="24"/>
-              </w:rPr>
-              <w:t xml:space="preserve"> respond by using your own corrective action form and include the root cause analysis with systemic corrective action. Failure to include root cause analysis with systemic corrective</w:t>
-            </w:r>
-            <w:r>
-              <w:rPr>
-                <w:rFonts w:ascii="Times New Roman" w:eastAsia="Times New Roman" w:hAnsi="Times New Roman"/>
-                <w:iCs/>
-                <w:spacing w:val="-1"/>
-                <w:sz w:val="24"/>
-                <w:szCs w:val="24"/>
-              </w:rPr>
-              <w:t xml:space="preserve"> </w:t>
-            </w:r>
-            <w:r>
-              <w:rPr>
-                <w:rFonts w:ascii="Times New Roman" w:eastAsia="Times New Roman" w:hAnsi="Times New Roman"/>
-                <w:iCs/>
-                <w:sz w:val="24"/>
-                <w:szCs w:val="24"/>
-              </w:rPr>
-              <w:t>action will result in your responses being rejected by Lead Auditor</w:t>
-            </w:r>
+              <w:rPr>
+                <w:rFonts w:ascii="Arial" w:hAnsi="Arial" w:cs="Arial"/>
+                <w:b/>
+              </w:rPr>
+            </w:pPr>
+            <w:r>
+              <w:rPr>
+                <w:rFonts w:ascii="Arial" w:hAnsi="Arial" w:cs="Arial"/>
+                <w:b/>
+              </w:rPr>
+              <w:t>Minor NCs Raised:</w:t>
+            </w:r>
+          </w:p>
+          <w:p>
+            <w:pPr>
+              <w:rPr>
+                <w:rFonts w:ascii="Arial" w:hAnsi="Arial" w:cs="Arial"/>
+                <w:b/>
+              </w:rPr>
+            </w:pPr>
           </w:p>
         </w:tc>
       </w:tr>
@@ -1753,6 +1498,7 @@
                 <w:b/>
                 <w:u w:val="single"/>
               </w:rPr>
+              <w:lastRenderedPageBreak/>
               <w:t>Comments on Internal audit:</w:t>
             </w:r>
           </w:p>
@@ -1899,19 +1645,37 @@
                 <w:u w:val="single"/>
               </w:rPr>
             </w:pPr>
+            <w:proofErr w:type="gramStart"/>
             <w:r>
               <w:rPr>
                 <w:b/>
                 <w:u w:val="single"/>
               </w:rPr>
-              <w:t xml:space="preserve">Is there any significant issues impacting on the audit </w:t>
-            </w:r>
+              <w:t>Is</w:t>
+            </w:r>
+            <w:proofErr w:type="gramEnd"/>
             <w:r>
               <w:rPr>
                 <w:b/>
                 <w:u w:val="single"/>
               </w:rPr>
-              <w:t>programme?</w:t>
+              <w:t xml:space="preserve"> there any significant issues impacting on the audit </w:t>
+            </w:r>
+            <w:proofErr w:type="spellStart"/>
+            <w:r>
+              <w:rPr>
+                <w:b/>
+                <w:u w:val="single"/>
+              </w:rPr>
+              <w:t>programme</w:t>
+            </w:r>
+            <w:proofErr w:type="spellEnd"/>
+            <w:r>
+              <w:rPr>
+                <w:b/>
+                <w:u w:val="single"/>
+              </w:rPr>
+              <w:t>?</w:t>
             </w:r>
           </w:p>
         </w:tc>
@@ -1949,12 +1713,21 @@
                 <w:u w:val="single"/>
               </w:rPr>
             </w:pPr>
+            <w:proofErr w:type="gramStart"/>
             <w:r>
               <w:rPr>
                 <w:b/>
                 <w:u w:val="single"/>
               </w:rPr>
-              <w:t xml:space="preserve">Is there any Significant changes, that affect the management system of the client since the last audit took </w:t>
+              <w:t>Is</w:t>
+            </w:r>
+            <w:proofErr w:type="gramEnd"/>
+            <w:r>
+              <w:rPr>
+                <w:b/>
+                <w:u w:val="single"/>
+              </w:rPr>
+              <w:t xml:space="preserve"> there any Significant changes, that affect the management system of the client since the last audit took </w:t>
             </w:r>
             <w:r>
               <w:rPr>
@@ -2061,6 +1834,7 @@
               </w:rPr>
               <w:t xml:space="preserve">Is the certification scope is appropriate to the organization work </w:t>
             </w:r>
+            <w:proofErr w:type="gramStart"/>
             <w:r>
               <w:rPr>
                 <w:b/>
@@ -2068,6 +1842,7 @@
               </w:rPr>
               <w:t>activities:</w:t>
             </w:r>
+            <w:proofErr w:type="gramEnd"/>
           </w:p>
         </w:tc>
       </w:tr>
@@ -2236,7 +2011,23 @@
                 <w:b/>
                 <w:u w:val="single"/>
               </w:rPr>
-              <w:t>Major Equipments used</w:t>
+              <w:t xml:space="preserve">Major </w:t>
+            </w:r>
+            <w:proofErr w:type="spellStart"/>
+            <w:r>
+              <w:rPr>
+                <w:b/>
+                <w:u w:val="single"/>
+              </w:rPr>
+              <w:t>Equipments</w:t>
+            </w:r>
+            <w:proofErr w:type="spellEnd"/>
+            <w:r>
+              <w:rPr>
+                <w:b/>
+                <w:u w:val="single"/>
+              </w:rPr>
+              <w:t xml:space="preserve"> used</w:t>
             </w:r>
           </w:p>
         </w:tc>
@@ -3415,6 +3206,12 @@
                 <w:szCs w:val="24"/>
               </w:rPr>
             </w:pPr>
+            <w:r>
+              <w:rPr>
+                <w:rFonts w:ascii="Arial" w:hAnsi="Arial" w:cs="Arial"/>
+              </w:rPr>
+              <w:t>{{clause}}</w:t>
+            </w:r>
           </w:p>
         </w:tc>
         <w:tc>
@@ -3432,6 +3229,15 @@
                 <w:szCs w:val="24"/>
               </w:rPr>
             </w:pPr>
+            <w:r>
+              <w:rPr>
+                <w:rFonts w:ascii="Times New Roman" w:hAnsi="Times New Roman"/>
+                <w:b/>
+                <w:sz w:val="24"/>
+                <w:szCs w:val="24"/>
+              </w:rPr>
+              <w:t>Answer all questions according to context</w:t>
+            </w:r>
           </w:p>
         </w:tc>
       </w:tr>
@@ -3593,7 +3399,16 @@
                 <w:sz w:val="24"/>
                 <w:szCs w:val="24"/>
               </w:rPr>
-              <w:t>-what are the needs for compliance &amp; obligation?</w:t>
+              <w:t xml:space="preserve">-what are the needs for compliance &amp; </w:t>
+            </w:r>
+            <w:r>
+              <w:rPr>
+                <w:rFonts w:ascii="Times New Roman" w:hAnsi="Times New Roman"/>
+                <w:sz w:val="24"/>
+                <w:szCs w:val="24"/>
+              </w:rPr>
+              <w:lastRenderedPageBreak/>
+              <w:t>obligation?</w:t>
             </w:r>
           </w:p>
         </w:tc>
@@ -3611,6 +3426,13 @@
                 <w:szCs w:val="24"/>
               </w:rPr>
             </w:pPr>
+            <w:r>
+              <w:rPr>
+                <w:rFonts w:ascii="Arial" w:hAnsi="Arial" w:cs="Arial"/>
+              </w:rPr>
+              <w:lastRenderedPageBreak/>
+              <w:t>{{clause}}</w:t>
+            </w:r>
           </w:p>
         </w:tc>
         <w:tc>
@@ -3630,6 +3452,15 @@
                 <w:szCs w:val="24"/>
               </w:rPr>
             </w:pPr>
+            <w:r>
+              <w:rPr>
+                <w:rFonts w:ascii="Times New Roman" w:hAnsi="Times New Roman"/>
+                <w:b/>
+                <w:sz w:val="24"/>
+                <w:szCs w:val="24"/>
+              </w:rPr>
+              <w:t>Answer all questions according to context</w:t>
+            </w:r>
           </w:p>
         </w:tc>
       </w:tr>
@@ -3825,6 +3656,12 @@
                 <w:szCs w:val="24"/>
               </w:rPr>
             </w:pPr>
+            <w:r>
+              <w:rPr>
+                <w:rFonts w:ascii="Arial" w:hAnsi="Arial" w:cs="Arial"/>
+              </w:rPr>
+              <w:t>{{clause}}</w:t>
+            </w:r>
           </w:p>
         </w:tc>
         <w:tc>
@@ -3841,6 +3678,15 @@
                 <w:szCs w:val="24"/>
               </w:rPr>
             </w:pPr>
+            <w:r>
+              <w:rPr>
+                <w:rFonts w:ascii="Times New Roman" w:hAnsi="Times New Roman"/>
+                <w:b/>
+                <w:sz w:val="24"/>
+                <w:szCs w:val="24"/>
+              </w:rPr>
+              <w:t>Answer all questions according to context</w:t>
+            </w:r>
           </w:p>
         </w:tc>
       </w:tr>
@@ -4049,6 +3895,12 @@
                 <w:szCs w:val="24"/>
               </w:rPr>
             </w:pPr>
+            <w:r>
+              <w:rPr>
+                <w:rFonts w:ascii="Arial" w:hAnsi="Arial" w:cs="Arial"/>
+              </w:rPr>
+              <w:t>{{clause}}</w:t>
+            </w:r>
           </w:p>
         </w:tc>
         <w:tc>
@@ -4064,6 +3916,15 @@
                 <w:szCs w:val="24"/>
               </w:rPr>
             </w:pPr>
+            <w:r>
+              <w:rPr>
+                <w:rFonts w:ascii="Times New Roman" w:hAnsi="Times New Roman"/>
+                <w:b/>
+                <w:sz w:val="24"/>
+                <w:szCs w:val="24"/>
+              </w:rPr>
+              <w:t>Answer all questions according to context</w:t>
+            </w:r>
           </w:p>
         </w:tc>
       </w:tr>
@@ -4311,16 +4172,7 @@
                 <w:sz w:val="24"/>
                 <w:szCs w:val="24"/>
               </w:rPr>
-              <w:t xml:space="preserve">-How the support extended for continual improvements, communication, &amp; effectiveness of </w:t>
-            </w:r>
-            <w:r>
-              <w:rPr>
-                <w:rFonts w:ascii="Times New Roman" w:hAnsi="Times New Roman"/>
-                <w:sz w:val="24"/>
-                <w:szCs w:val="24"/>
-              </w:rPr>
-              <w:lastRenderedPageBreak/>
-              <w:t>EMS?</w:t>
+              <w:t>-How the support extended for continual improvements, communication, &amp; effectiveness of EMS?</w:t>
             </w:r>
           </w:p>
         </w:tc>
@@ -4339,6 +4191,12 @@
                 <w:szCs w:val="24"/>
               </w:rPr>
             </w:pPr>
+            <w:r>
+              <w:rPr>
+                <w:rFonts w:ascii="Arial" w:hAnsi="Arial" w:cs="Arial"/>
+              </w:rPr>
+              <w:t>{{clause}}</w:t>
+            </w:r>
           </w:p>
         </w:tc>
         <w:tc>
@@ -4355,6 +4213,15 @@
                 <w:szCs w:val="24"/>
               </w:rPr>
             </w:pPr>
+            <w:r>
+              <w:rPr>
+                <w:rFonts w:ascii="Times New Roman" w:hAnsi="Times New Roman"/>
+                <w:b/>
+                <w:sz w:val="24"/>
+                <w:szCs w:val="24"/>
+              </w:rPr>
+              <w:t>Answer all questions according to context</w:t>
+            </w:r>
           </w:p>
         </w:tc>
       </w:tr>
@@ -4507,7 +4374,16 @@
                 <w:sz w:val="24"/>
                 <w:szCs w:val="24"/>
               </w:rPr>
-              <w:t>-Does it provide framework for objectives?</w:t>
+              <w:t xml:space="preserve">-Does it provide framework for </w:t>
+            </w:r>
+            <w:r>
+              <w:rPr>
+                <w:rFonts w:ascii="Times New Roman" w:hAnsi="Times New Roman"/>
+                <w:sz w:val="24"/>
+                <w:szCs w:val="24"/>
+              </w:rPr>
+              <w:lastRenderedPageBreak/>
+              <w:t>objectives?</w:t>
             </w:r>
           </w:p>
           <w:p>
@@ -4561,6 +4437,13 @@
                 <w:szCs w:val="24"/>
               </w:rPr>
             </w:pPr>
+            <w:r>
+              <w:rPr>
+                <w:rFonts w:ascii="Arial" w:hAnsi="Arial" w:cs="Arial"/>
+              </w:rPr>
+              <w:lastRenderedPageBreak/>
+              <w:t>{{clause}}</w:t>
+            </w:r>
           </w:p>
         </w:tc>
         <w:tc>
@@ -4580,6 +4463,15 @@
                 <w:szCs w:val="24"/>
               </w:rPr>
             </w:pPr>
+            <w:r>
+              <w:rPr>
+                <w:rFonts w:ascii="Times New Roman" w:hAnsi="Times New Roman"/>
+                <w:b/>
+                <w:sz w:val="24"/>
+                <w:szCs w:val="24"/>
+              </w:rPr>
+              <w:t>Answer all questions according to context</w:t>
+            </w:r>
           </w:p>
         </w:tc>
       </w:tr>
@@ -4723,6 +4615,12 @@
                 <w:szCs w:val="24"/>
               </w:rPr>
             </w:pPr>
+            <w:r>
+              <w:rPr>
+                <w:rFonts w:ascii="Arial" w:hAnsi="Arial" w:cs="Arial"/>
+              </w:rPr>
+              <w:t>{{clause}}</w:t>
+            </w:r>
           </w:p>
         </w:tc>
         <w:tc>
@@ -4732,13 +4630,21 @@
           <w:p>
             <w:pPr>
               <w:spacing w:after="0" w:line="240" w:lineRule="auto"/>
-              <w:jc w:val="center"/>
-              <w:rPr>
-                <w:rFonts w:ascii="Times New Roman" w:hAnsi="Times New Roman"/>
-                <w:sz w:val="24"/>
-                <w:szCs w:val="24"/>
-              </w:rPr>
-            </w:pPr>
+              <w:rPr>
+                <w:rFonts w:ascii="Times New Roman" w:hAnsi="Times New Roman"/>
+                <w:sz w:val="24"/>
+                <w:szCs w:val="24"/>
+              </w:rPr>
+            </w:pPr>
+            <w:r>
+              <w:rPr>
+                <w:rFonts w:ascii="Times New Roman" w:hAnsi="Times New Roman"/>
+                <w:b/>
+                <w:sz w:val="24"/>
+                <w:szCs w:val="24"/>
+              </w:rPr>
+              <w:t>Answer all questions according to context</w:t>
+            </w:r>
           </w:p>
         </w:tc>
       </w:tr>
@@ -5015,6 +4921,12 @@
                 <w:szCs w:val="24"/>
               </w:rPr>
             </w:pPr>
+            <w:r>
+              <w:rPr>
+                <w:rFonts w:ascii="Arial" w:hAnsi="Arial" w:cs="Arial"/>
+              </w:rPr>
+              <w:t>{{clause}}</w:t>
+            </w:r>
           </w:p>
         </w:tc>
         <w:tc>
@@ -5034,6 +4946,15 @@
                 <w:szCs w:val="20"/>
               </w:rPr>
             </w:pPr>
+            <w:r>
+              <w:rPr>
+                <w:rFonts w:ascii="Times New Roman" w:hAnsi="Times New Roman"/>
+                <w:b/>
+                <w:sz w:val="24"/>
+                <w:szCs w:val="24"/>
+              </w:rPr>
+              <w:t>Answer all questions according to context</w:t>
+            </w:r>
           </w:p>
         </w:tc>
       </w:tr>
@@ -5085,18 +5006,7 @@
                 <w:szCs w:val="24"/>
                 <w:u w:val="single"/>
               </w:rPr>
-              <w:t>ENVIRONMENTA</w:t>
-            </w:r>
-            <w:r>
-              <w:rPr>
-                <w:rFonts w:ascii="Times New Roman" w:hAnsi="Times New Roman"/>
-                <w:b/>
-                <w:sz w:val="24"/>
-                <w:szCs w:val="24"/>
-                <w:u w:val="single"/>
-              </w:rPr>
-              <w:lastRenderedPageBreak/>
-              <w:t>L ASPECT</w:t>
+              <w:t>ENVIRONMENTAL ASPECT</w:t>
             </w:r>
           </w:p>
         </w:tc>
@@ -5186,6 +5096,12 @@
                 <w:szCs w:val="24"/>
               </w:rPr>
             </w:pPr>
+            <w:r>
+              <w:rPr>
+                <w:rFonts w:ascii="Arial" w:hAnsi="Arial" w:cs="Arial"/>
+              </w:rPr>
+              <w:t>{{clause}}</w:t>
+            </w:r>
           </w:p>
         </w:tc>
         <w:tc>
@@ -5206,6 +5122,15 @@
                 <w:u w:val="single"/>
               </w:rPr>
             </w:pPr>
+            <w:r>
+              <w:rPr>
+                <w:rFonts w:ascii="Times New Roman" w:hAnsi="Times New Roman"/>
+                <w:b/>
+                <w:sz w:val="24"/>
+                <w:szCs w:val="24"/>
+              </w:rPr>
+              <w:t>Answer all questions according to context</w:t>
+            </w:r>
           </w:p>
         </w:tc>
       </w:tr>
@@ -5257,7 +5182,18 @@
                 <w:szCs w:val="24"/>
                 <w:u w:val="single"/>
               </w:rPr>
-              <w:t>COMPLIANCE OF OBLIGATION</w:t>
+              <w:t xml:space="preserve">COMPLIANCE </w:t>
+            </w:r>
+            <w:r>
+              <w:rPr>
+                <w:rFonts w:ascii="Times New Roman" w:hAnsi="Times New Roman"/>
+                <w:b/>
+                <w:sz w:val="24"/>
+                <w:szCs w:val="24"/>
+                <w:u w:val="single"/>
+              </w:rPr>
+              <w:lastRenderedPageBreak/>
+              <w:t>OF OBLIGATION</w:t>
             </w:r>
           </w:p>
         </w:tc>
@@ -5330,7 +5266,25 @@
                 <w:sz w:val="24"/>
                 <w:szCs w:val="24"/>
               </w:rPr>
-              <w:t>-Does all obligations identified, documented &amp; compliance done?</w:t>
+              <w:t xml:space="preserve">-Does all obligations </w:t>
+            </w:r>
+            <w:proofErr w:type="gramStart"/>
+            <w:r>
+              <w:rPr>
+                <w:rFonts w:ascii="Times New Roman" w:hAnsi="Times New Roman"/>
+                <w:sz w:val="24"/>
+                <w:szCs w:val="24"/>
+              </w:rPr>
+              <w:t>identified,</w:t>
+            </w:r>
+            <w:proofErr w:type="gramEnd"/>
+            <w:r>
+              <w:rPr>
+                <w:rFonts w:ascii="Times New Roman" w:hAnsi="Times New Roman"/>
+                <w:sz w:val="24"/>
+                <w:szCs w:val="24"/>
+              </w:rPr>
+              <w:t xml:space="preserve"> documented &amp; compliance done?</w:t>
             </w:r>
           </w:p>
         </w:tc>
@@ -5351,6 +5305,12 @@
                 <w:szCs w:val="24"/>
               </w:rPr>
             </w:pPr>
+            <w:r>
+              <w:rPr>
+                <w:rFonts w:ascii="Arial" w:hAnsi="Arial" w:cs="Arial"/>
+              </w:rPr>
+              <w:t>{{clause}}</w:t>
+            </w:r>
           </w:p>
         </w:tc>
         <w:tc>
@@ -5366,6 +5326,15 @@
                 <w:szCs w:val="24"/>
               </w:rPr>
             </w:pPr>
+            <w:r>
+              <w:rPr>
+                <w:rFonts w:ascii="Times New Roman" w:hAnsi="Times New Roman"/>
+                <w:b/>
+                <w:sz w:val="24"/>
+                <w:szCs w:val="24"/>
+              </w:rPr>
+              <w:t>Answer all questions according to context</w:t>
+            </w:r>
           </w:p>
         </w:tc>
       </w:tr>
@@ -5508,6 +5477,12 @@
                 <w:szCs w:val="24"/>
               </w:rPr>
             </w:pPr>
+            <w:r>
+              <w:rPr>
+                <w:rFonts w:ascii="Arial" w:hAnsi="Arial" w:cs="Arial"/>
+              </w:rPr>
+              <w:t>{{clause}}</w:t>
+            </w:r>
           </w:p>
         </w:tc>
         <w:tc>
@@ -5528,6 +5503,15 @@
                 <w:szCs w:val="20"/>
               </w:rPr>
             </w:pPr>
+            <w:r>
+              <w:rPr>
+                <w:rFonts w:ascii="Times New Roman" w:hAnsi="Times New Roman"/>
+                <w:b/>
+                <w:sz w:val="24"/>
+                <w:szCs w:val="24"/>
+              </w:rPr>
+              <w:t>Answer all questions according to context</w:t>
+            </w:r>
           </w:p>
         </w:tc>
       </w:tr>
@@ -5688,6 +5672,12 @@
                 <w:szCs w:val="24"/>
               </w:rPr>
             </w:pPr>
+            <w:r>
+              <w:rPr>
+                <w:rFonts w:ascii="Arial" w:hAnsi="Arial" w:cs="Arial"/>
+              </w:rPr>
+              <w:t>{{clause}}</w:t>
+            </w:r>
           </w:p>
         </w:tc>
         <w:tc>
@@ -5709,6 +5699,15 @@
                 <w:szCs w:val="24"/>
               </w:rPr>
             </w:pPr>
+            <w:r>
+              <w:rPr>
+                <w:rFonts w:ascii="Times New Roman" w:hAnsi="Times New Roman"/>
+                <w:b/>
+                <w:sz w:val="24"/>
+                <w:szCs w:val="24"/>
+              </w:rPr>
+              <w:t>Answer all questions according to context</w:t>
+            </w:r>
           </w:p>
         </w:tc>
       </w:tr>
@@ -5854,6 +5853,12 @@
                 <w:szCs w:val="24"/>
               </w:rPr>
             </w:pPr>
+            <w:r>
+              <w:rPr>
+                <w:rFonts w:ascii="Arial" w:hAnsi="Arial" w:cs="Arial"/>
+              </w:rPr>
+              <w:t>{{clause}}</w:t>
+            </w:r>
           </w:p>
         </w:tc>
         <w:tc>
@@ -5873,6 +5878,15 @@
                 <w:szCs w:val="24"/>
               </w:rPr>
             </w:pPr>
+            <w:r>
+              <w:rPr>
+                <w:rFonts w:ascii="Times New Roman" w:hAnsi="Times New Roman"/>
+                <w:b/>
+                <w:sz w:val="24"/>
+                <w:szCs w:val="24"/>
+              </w:rPr>
+              <w:t>Answer all questions according to context</w:t>
+            </w:r>
           </w:p>
         </w:tc>
       </w:tr>
@@ -6101,6 +6115,12 @@
                 <w:szCs w:val="24"/>
               </w:rPr>
             </w:pPr>
+            <w:r>
+              <w:rPr>
+                <w:rFonts w:ascii="Arial" w:hAnsi="Arial" w:cs="Arial"/>
+              </w:rPr>
+              <w:t>{{clause}}</w:t>
+            </w:r>
           </w:p>
         </w:tc>
         <w:tc>
@@ -6117,6 +6137,15 @@
                 <w:szCs w:val="20"/>
               </w:rPr>
             </w:pPr>
+            <w:r>
+              <w:rPr>
+                <w:rFonts w:ascii="Times New Roman" w:hAnsi="Times New Roman"/>
+                <w:b/>
+                <w:sz w:val="24"/>
+                <w:szCs w:val="24"/>
+              </w:rPr>
+              <w:t>Answer all questions according to context</w:t>
+            </w:r>
           </w:p>
         </w:tc>
       </w:tr>
@@ -6241,16 +6270,7 @@
                 <w:sz w:val="24"/>
                 <w:szCs w:val="24"/>
               </w:rPr>
-              <w:t xml:space="preserve">-Does the competence required </w:t>
-            </w:r>
-            <w:r>
-              <w:rPr>
-                <w:rFonts w:ascii="Times New Roman" w:hAnsi="Times New Roman"/>
-                <w:sz w:val="24"/>
-                <w:szCs w:val="24"/>
-              </w:rPr>
-              <w:lastRenderedPageBreak/>
-              <w:t>/ to be developed documented?</w:t>
+              <w:t>-Does the competence required / to be developed documented?</w:t>
             </w:r>
           </w:p>
         </w:tc>
@@ -6270,6 +6290,12 @@
                 <w:szCs w:val="24"/>
               </w:rPr>
             </w:pPr>
+            <w:r>
+              <w:rPr>
+                <w:rFonts w:ascii="Arial" w:hAnsi="Arial" w:cs="Arial"/>
+              </w:rPr>
+              <w:t>{{clause}}</w:t>
+            </w:r>
           </w:p>
         </w:tc>
         <w:tc>
@@ -6290,6 +6316,15 @@
                 <w:szCs w:val="24"/>
               </w:rPr>
             </w:pPr>
+            <w:r>
+              <w:rPr>
+                <w:rFonts w:ascii="Times New Roman" w:hAnsi="Times New Roman"/>
+                <w:b/>
+                <w:sz w:val="24"/>
+                <w:szCs w:val="24"/>
+              </w:rPr>
+              <w:t>Answer all questions according to context</w:t>
+            </w:r>
           </w:p>
         </w:tc>
       </w:tr>
@@ -6414,7 +6449,16 @@
                 <w:sz w:val="24"/>
                 <w:szCs w:val="24"/>
               </w:rPr>
-              <w:t xml:space="preserve">-How is awareness created about policy, significant aspect, and benefit of objectives, environmental performance, and compliance of obligations to all concerns? </w:t>
+              <w:t xml:space="preserve">-How is awareness created about policy, significant aspect, and benefit of objectives, </w:t>
+            </w:r>
+            <w:r>
+              <w:rPr>
+                <w:rFonts w:ascii="Times New Roman" w:hAnsi="Times New Roman"/>
+                <w:sz w:val="24"/>
+                <w:szCs w:val="24"/>
+              </w:rPr>
+              <w:lastRenderedPageBreak/>
+              <w:t xml:space="preserve">environmental performance, and compliance of obligations to all concerns? </w:t>
             </w:r>
           </w:p>
         </w:tc>
@@ -6431,6 +6475,13 @@
                 <w:szCs w:val="24"/>
               </w:rPr>
             </w:pPr>
+            <w:r>
+              <w:rPr>
+                <w:rFonts w:ascii="Arial" w:hAnsi="Arial" w:cs="Arial"/>
+              </w:rPr>
+              <w:lastRenderedPageBreak/>
+              <w:t>{{clause}}</w:t>
+            </w:r>
           </w:p>
         </w:tc>
         <w:tc>
@@ -6447,6 +6498,13 @@
                 <w:bCs/>
               </w:rPr>
             </w:pPr>
+            <w:r>
+              <w:rPr>
+                <w:rFonts w:ascii="Times New Roman" w:hAnsi="Times New Roman"/>
+                <w:b/>
+              </w:rPr>
+              <w:t>Answer all questions according to context</w:t>
+            </w:r>
           </w:p>
         </w:tc>
       </w:tr>
@@ -6606,6 +6664,12 @@
                 <w:szCs w:val="24"/>
               </w:rPr>
             </w:pPr>
+            <w:r>
+              <w:rPr>
+                <w:rFonts w:ascii="Arial" w:hAnsi="Arial" w:cs="Arial"/>
+              </w:rPr>
+              <w:t>{{clause}}</w:t>
+            </w:r>
           </w:p>
         </w:tc>
         <w:tc>
@@ -6621,6 +6685,15 @@
                 <w:szCs w:val="24"/>
               </w:rPr>
             </w:pPr>
+            <w:r>
+              <w:rPr>
+                <w:rFonts w:ascii="Times New Roman" w:hAnsi="Times New Roman"/>
+                <w:b/>
+                <w:sz w:val="24"/>
+                <w:szCs w:val="24"/>
+              </w:rPr>
+              <w:t>Answer all questions according to context</w:t>
+            </w:r>
           </w:p>
         </w:tc>
       </w:tr>
@@ -6840,6 +6913,12 @@
                 <w:szCs w:val="24"/>
               </w:rPr>
             </w:pPr>
+            <w:r>
+              <w:rPr>
+                <w:rFonts w:ascii="Arial" w:hAnsi="Arial" w:cs="Arial"/>
+              </w:rPr>
+              <w:t>{{clause}}</w:t>
+            </w:r>
           </w:p>
         </w:tc>
         <w:tc>
@@ -6860,6 +6939,15 @@
                 <w:szCs w:val="20"/>
               </w:rPr>
             </w:pPr>
+            <w:r>
+              <w:rPr>
+                <w:rFonts w:ascii="Times New Roman" w:hAnsi="Times New Roman"/>
+                <w:b/>
+                <w:sz w:val="24"/>
+                <w:szCs w:val="24"/>
+              </w:rPr>
+              <w:t>Answer all questions according to context</w:t>
+            </w:r>
           </w:p>
         </w:tc>
       </w:tr>
@@ -6996,18 +7084,7 @@
                 <w:szCs w:val="24"/>
                 <w:u w:val="single"/>
               </w:rPr>
-              <w:t xml:space="preserve">OPERATIONAL PLANNING &amp; </w:t>
-            </w:r>
-            <w:r>
-              <w:rPr>
-                <w:rFonts w:ascii="Times New Roman" w:hAnsi="Times New Roman"/>
-                <w:b/>
-                <w:sz w:val="24"/>
-                <w:szCs w:val="24"/>
-                <w:u w:val="single"/>
-              </w:rPr>
-              <w:lastRenderedPageBreak/>
-              <w:t>CONTROL</w:t>
+              <w:t>OPERATIONAL PLANNING &amp; CONTROL</w:t>
             </w:r>
           </w:p>
         </w:tc>
@@ -7114,7 +7191,16 @@
                 <w:sz w:val="24"/>
                 <w:szCs w:val="24"/>
               </w:rPr>
-              <w:t>-Is the control of the processes in accordance with the operating criteria implemented?</w:t>
+              <w:t xml:space="preserve">-Is the control of the processes in accordance with the operating criteria </w:t>
+            </w:r>
+            <w:r>
+              <w:rPr>
+                <w:rFonts w:ascii="Times New Roman" w:hAnsi="Times New Roman"/>
+                <w:sz w:val="24"/>
+                <w:szCs w:val="24"/>
+              </w:rPr>
+              <w:lastRenderedPageBreak/>
+              <w:t>implemented?</w:t>
             </w:r>
           </w:p>
         </w:tc>
@@ -7135,6 +7221,13 @@
                 <w:szCs w:val="24"/>
               </w:rPr>
             </w:pPr>
+            <w:r>
+              <w:rPr>
+                <w:rFonts w:ascii="Arial" w:hAnsi="Arial" w:cs="Arial"/>
+              </w:rPr>
+              <w:lastRenderedPageBreak/>
+              <w:t>{{clause}}</w:t>
+            </w:r>
           </w:p>
         </w:tc>
         <w:tc>
@@ -7151,6 +7244,15 @@
                 <w:szCs w:val="24"/>
               </w:rPr>
             </w:pPr>
+            <w:r>
+              <w:rPr>
+                <w:rFonts w:ascii="Times New Roman" w:hAnsi="Times New Roman"/>
+                <w:b/>
+                <w:sz w:val="24"/>
+                <w:szCs w:val="24"/>
+              </w:rPr>
+              <w:t>Answer all questions according to context</w:t>
+            </w:r>
           </w:p>
         </w:tc>
       </w:tr>
@@ -7370,6 +7472,12 @@
                 <w:szCs w:val="24"/>
               </w:rPr>
             </w:pPr>
+            <w:r>
+              <w:rPr>
+                <w:rFonts w:ascii="Arial" w:hAnsi="Arial" w:cs="Arial"/>
+              </w:rPr>
+              <w:t>{{clause}}</w:t>
+            </w:r>
           </w:p>
         </w:tc>
         <w:tc>
@@ -7387,6 +7495,15 @@
                 <w:szCs w:val="24"/>
               </w:rPr>
             </w:pPr>
+            <w:r>
+              <w:rPr>
+                <w:rFonts w:ascii="Times New Roman" w:hAnsi="Times New Roman"/>
+                <w:b/>
+                <w:sz w:val="24"/>
+                <w:szCs w:val="24"/>
+              </w:rPr>
+              <w:t>Answer all questions according to context</w:t>
+            </w:r>
           </w:p>
         </w:tc>
       </w:tr>
@@ -7656,7 +7773,25 @@
                 <w:sz w:val="24"/>
                 <w:szCs w:val="24"/>
               </w:rPr>
-              <w:t xml:space="preserve">-Are the monitoring equipments calibrated? </w:t>
+              <w:t xml:space="preserve">-Are the monitoring </w:t>
+            </w:r>
+            <w:proofErr w:type="spellStart"/>
+            <w:r>
+              <w:rPr>
+                <w:rFonts w:ascii="Times New Roman" w:hAnsi="Times New Roman"/>
+                <w:sz w:val="24"/>
+                <w:szCs w:val="24"/>
+              </w:rPr>
+              <w:t>equipments</w:t>
+            </w:r>
+            <w:proofErr w:type="spellEnd"/>
+            <w:r>
+              <w:rPr>
+                <w:rFonts w:ascii="Times New Roman" w:hAnsi="Times New Roman"/>
+                <w:sz w:val="24"/>
+                <w:szCs w:val="24"/>
+              </w:rPr>
+              <w:t xml:space="preserve"> calibrated? </w:t>
             </w:r>
           </w:p>
         </w:tc>
@@ -7674,6 +7809,12 @@
                 <w:szCs w:val="24"/>
               </w:rPr>
             </w:pPr>
+            <w:r>
+              <w:rPr>
+                <w:rFonts w:ascii="Arial" w:hAnsi="Arial" w:cs="Arial"/>
+              </w:rPr>
+              <w:t>{{clause}}</w:t>
+            </w:r>
           </w:p>
         </w:tc>
         <w:tc>
@@ -7695,6 +7836,15 @@
                 <w:szCs w:val="20"/>
               </w:rPr>
             </w:pPr>
+            <w:r>
+              <w:rPr>
+                <w:rFonts w:ascii="Times New Roman" w:hAnsi="Times New Roman"/>
+                <w:b/>
+                <w:sz w:val="24"/>
+                <w:szCs w:val="24"/>
+              </w:rPr>
+              <w:t>Answer all questions according to context</w:t>
+            </w:r>
           </w:p>
         </w:tc>
       </w:tr>
@@ -7858,6 +8008,12 @@
                 <w:szCs w:val="24"/>
               </w:rPr>
             </w:pPr>
+            <w:r>
+              <w:rPr>
+                <w:rFonts w:ascii="Arial" w:hAnsi="Arial" w:cs="Arial"/>
+              </w:rPr>
+              <w:t>{{clause}}</w:t>
+            </w:r>
           </w:p>
         </w:tc>
         <w:tc>
@@ -7867,7 +8023,6 @@
           <w:p>
             <w:pPr>
               <w:spacing w:after="0" w:line="240" w:lineRule="auto"/>
-              <w:ind w:left="360"/>
               <w:jc w:val="both"/>
               <w:rPr>
                 <w:rFonts w:ascii="Times New Roman" w:hAnsi="Times New Roman"/>
@@ -7877,6 +8032,15 @@
                 <w:szCs w:val="24"/>
               </w:rPr>
             </w:pPr>
+            <w:r>
+              <w:rPr>
+                <w:rFonts w:ascii="Times New Roman" w:hAnsi="Times New Roman"/>
+                <w:b/>
+                <w:sz w:val="24"/>
+                <w:szCs w:val="24"/>
+              </w:rPr>
+              <w:t>Answer all questions according to context</w:t>
+            </w:r>
           </w:p>
         </w:tc>
       </w:tr>
@@ -8001,16 +8165,7 @@
                 <w:sz w:val="24"/>
                 <w:szCs w:val="24"/>
               </w:rPr>
-              <w:t xml:space="preserve">-Is the internal audit </w:t>
-            </w:r>
-            <w:r>
-              <w:rPr>
-                <w:rFonts w:ascii="Times New Roman" w:hAnsi="Times New Roman"/>
-                <w:sz w:val="24"/>
-                <w:szCs w:val="24"/>
-              </w:rPr>
-              <w:lastRenderedPageBreak/>
-              <w:t>planned &amp; schedule prepared?</w:t>
+              <w:t>-Is the internal audit planned &amp; schedule prepared?</w:t>
             </w:r>
           </w:p>
           <w:p>
@@ -8046,6 +8201,12 @@
                 <w:szCs w:val="24"/>
               </w:rPr>
             </w:pPr>
+            <w:r>
+              <w:rPr>
+                <w:rFonts w:ascii="Arial" w:hAnsi="Arial" w:cs="Arial"/>
+              </w:rPr>
+              <w:t>{{clause}}</w:t>
+            </w:r>
           </w:p>
         </w:tc>
         <w:tc>
@@ -8061,6 +8222,15 @@
                 <w:szCs w:val="24"/>
               </w:rPr>
             </w:pPr>
+            <w:r>
+              <w:rPr>
+                <w:rFonts w:ascii="Times New Roman" w:hAnsi="Times New Roman"/>
+                <w:b/>
+                <w:sz w:val="24"/>
+                <w:szCs w:val="24"/>
+              </w:rPr>
+              <w:t>Answer all questions according to context</w:t>
+            </w:r>
           </w:p>
         </w:tc>
       </w:tr>
@@ -8239,6 +8409,12 @@
                 <w:szCs w:val="24"/>
               </w:rPr>
             </w:pPr>
+            <w:r>
+              <w:rPr>
+                <w:rFonts w:ascii="Arial" w:hAnsi="Arial" w:cs="Arial"/>
+              </w:rPr>
+              <w:t>{{clause}}</w:t>
+            </w:r>
           </w:p>
         </w:tc>
         <w:tc>
@@ -8255,6 +8431,15 @@
                 <w:szCs w:val="24"/>
               </w:rPr>
             </w:pPr>
+            <w:r>
+              <w:rPr>
+                <w:rFonts w:ascii="Times New Roman" w:hAnsi="Times New Roman"/>
+                <w:b/>
+                <w:sz w:val="24"/>
+                <w:szCs w:val="24"/>
+              </w:rPr>
+              <w:t>Answer all questions according to context</w:t>
+            </w:r>
           </w:p>
         </w:tc>
       </w:tr>
@@ -8428,7 +8613,6 @@
           <w:p>
             <w:pPr>
               <w:spacing w:after="0" w:line="240" w:lineRule="auto"/>
-              <w:jc w:val="center"/>
               <w:rPr>
                 <w:rFonts w:ascii="Times New Roman" w:hAnsi="Times New Roman"/>
                 <w:sz w:val="24"/>
@@ -8526,6 +8710,12 @@
                 <w:szCs w:val="24"/>
               </w:rPr>
             </w:pPr>
+            <w:r>
+              <w:rPr>
+                <w:rFonts w:ascii="Arial" w:hAnsi="Arial" w:cs="Arial"/>
+              </w:rPr>
+              <w:t>{{clause}}</w:t>
+            </w:r>
           </w:p>
         </w:tc>
         <w:tc>
@@ -8545,6 +8735,15 @@
                 <w:szCs w:val="24"/>
               </w:rPr>
             </w:pPr>
+            <w:r>
+              <w:rPr>
+                <w:rFonts w:ascii="Times New Roman" w:hAnsi="Times New Roman"/>
+                <w:b/>
+                <w:sz w:val="24"/>
+                <w:szCs w:val="24"/>
+              </w:rPr>
+              <w:t>Answer all questions according to context</w:t>
+            </w:r>
           </w:p>
         </w:tc>
       </w:tr>
@@ -8687,6 +8886,12 @@
                 <w:szCs w:val="24"/>
               </w:rPr>
             </w:pPr>
+            <w:r>
+              <w:rPr>
+                <w:rFonts w:ascii="Arial" w:hAnsi="Arial" w:cs="Arial"/>
+              </w:rPr>
+              <w:t>{{clause}}</w:t>
+            </w:r>
           </w:p>
         </w:tc>
         <w:tc>
@@ -8702,6 +8907,15 @@
                 <w:szCs w:val="20"/>
               </w:rPr>
             </w:pPr>
+            <w:r>
+              <w:rPr>
+                <w:rFonts w:ascii="Times New Roman" w:hAnsi="Times New Roman"/>
+                <w:b/>
+                <w:sz w:val="24"/>
+                <w:szCs w:val="24"/>
+              </w:rPr>
+              <w:t>Answer all questions according to context</w:t>
+            </w:r>
           </w:p>
         </w:tc>
       </w:tr>
@@ -8826,37 +9040,83 @@
                 <w:sz w:val="20"/>
                 <w:szCs w:val="20"/>
               </w:rPr>
-              <w:t>Audited Firm:  -</w:t>
-            </w:r>
-            <w:r>
-              <w:t>.</w:t>
-            </w:r>
-            <w:r>
-              <w:t xml:space="preserve"> </w:t>
-            </w:r>
-          </w:p>
-        </w:tc>
-      </w:tr>
-      <w:tr>
-        <w:tc>
-          <w:tcPr>
-            <w:tcW w:w="9576" w:type="dxa"/>
-          </w:tcPr>
-          <w:p>
-            <w:pPr>
+              <w:t>Audited Firm</w:t>
+            </w:r>
+            <w:proofErr w:type="gramStart"/>
+            <w:r>
               <w:rPr>
                 <w:rFonts w:ascii="Arial" w:eastAsia="Times New Roman" w:hAnsi="Arial" w:cs="Arial"/>
                 <w:sz w:val="20"/>
                 <w:szCs w:val="20"/>
               </w:rPr>
-            </w:pPr>
+              <w:t xml:space="preserve">:  </w:t>
+            </w:r>
             <w:r>
               <w:rPr>
                 <w:rFonts w:ascii="Arial" w:eastAsia="Times New Roman" w:hAnsi="Arial" w:cs="Arial"/>
                 <w:sz w:val="20"/>
                 <w:szCs w:val="20"/>
               </w:rPr>
+              <w:t>{</w:t>
+            </w:r>
+            <w:proofErr w:type="gramEnd"/>
+            <w:r>
+              <w:rPr>
+                <w:rFonts w:ascii="Arial" w:eastAsia="Times New Roman" w:hAnsi="Arial" w:cs="Arial"/>
+                <w:sz w:val="20"/>
+                <w:szCs w:val="20"/>
+              </w:rPr>
+              <w:t>{</w:t>
+            </w:r>
+            <w:proofErr w:type="spellStart"/>
+            <w:r>
+              <w:rPr>
+                <w:rFonts w:ascii="Arial" w:eastAsia="Times New Roman" w:hAnsi="Arial" w:cs="Arial"/>
+                <w:sz w:val="20"/>
+                <w:szCs w:val="20"/>
+              </w:rPr>
+              <w:t>organizationName</w:t>
+            </w:r>
+            <w:proofErr w:type="spellEnd"/>
+            <w:r>
+              <w:rPr>
+                <w:rFonts w:ascii="Arial" w:eastAsia="Times New Roman" w:hAnsi="Arial" w:cs="Arial"/>
+                <w:sz w:val="20"/>
+                <w:szCs w:val="20"/>
+              </w:rPr>
+              <w:t>}}</w:t>
+            </w:r>
+          </w:p>
+        </w:tc>
+      </w:tr>
+      <w:tr>
+        <w:tc>
+          <w:tcPr>
+            <w:tcW w:w="9576" w:type="dxa"/>
+          </w:tcPr>
+          <w:p>
+            <w:pPr>
+              <w:rPr>
+                <w:rFonts w:ascii="Arial" w:eastAsia="Times New Roman" w:hAnsi="Arial" w:cs="Arial"/>
+                <w:sz w:val="20"/>
+                <w:szCs w:val="20"/>
+              </w:rPr>
+            </w:pPr>
+            <w:r>
+              <w:rPr>
+                <w:rFonts w:ascii="Arial" w:eastAsia="Times New Roman" w:hAnsi="Arial" w:cs="Arial"/>
+                <w:sz w:val="20"/>
+                <w:szCs w:val="20"/>
+              </w:rPr>
               <w:t xml:space="preserve">Address: </w:t>
+            </w:r>
+            <w:r>
+              <w:rPr>
+                <w:rFonts w:ascii="Arial" w:eastAsia="Times New Roman" w:hAnsi="Arial" w:cs="Arial"/>
+                <w:sz w:val="20"/>
+                <w:szCs w:val="20"/>
+              </w:rPr>
+              <w:t>{{address}}</w:t>
             </w:r>
           </w:p>
         </w:tc>
@@ -8884,7 +9144,6 @@
                 <w:sz w:val="20"/>
                 <w:szCs w:val="20"/>
               </w:rPr>
-              <w:lastRenderedPageBreak/>
               <w:t>Standard</w:t>
             </w:r>
             <w:r>
@@ -9129,6 +9388,7 @@
                 <w:sz w:val="24"/>
                 <w:szCs w:val="24"/>
               </w:rPr>
+              <w:lastRenderedPageBreak/>
               <w:fldChar w:fldCharType="begin">
                 <w:ffData>
                   <w:name w:val="Check11"/>
@@ -10812,17 +11072,7 @@
                 <w:sz w:val="20"/>
                 <w:szCs w:val="20"/>
               </w:rPr>
-              <w:t xml:space="preserve">Organization is not recommended for next assessment at this time. A follow-up assessment will be scheduled to allow for on-site verification and closure of </w:t>
-            </w:r>
-            <w:r>
-              <w:rPr>
-                <w:rFonts w:ascii="Arial" w:eastAsia="Times New Roman" w:hAnsi="Arial" w:cs="Arial"/>
-                <w:spacing w:val="-1"/>
-                <w:sz w:val="20"/>
-                <w:szCs w:val="20"/>
-              </w:rPr>
-              <w:lastRenderedPageBreak/>
-              <w:t>all issues within 60 days from the date of Stage 2 audit. If all non-conformances are not closed within 60 days, a full reassessment may be required.</w:t>
+              <w:t>Organization is not recommended for next assessment at this time. A follow-up assessment will be scheduled to allow for on-site verification and closure of all issues within 60 days from the date of Stage 2 audit. If all non-conformances are not closed within 60 days, a full reassessment may be required.</w:t>
             </w:r>
           </w:p>
         </w:tc>
@@ -10857,7 +11107,6 @@
                 <w:sz w:val="20"/>
                 <w:szCs w:val="20"/>
               </w:rPr>
-              <w:lastRenderedPageBreak/>
               <w:fldChar w:fldCharType="begin">
                 <w:ffData>
                   <w:name w:val="Check11"/>
@@ -11050,8 +11299,9 @@
                 <w:sz w:val="20"/>
                 <w:szCs w:val="20"/>
               </w:rPr>
-              <w:t>Audit (</w:t>
-            </w:r>
+              <w:t xml:space="preserve">Audit </w:t>
+            </w:r>
+            <w:proofErr w:type="gramStart"/>
             <w:r>
               <w:rPr>
                 <w:rFonts w:ascii="Arial" w:eastAsia="Times New Roman" w:hAnsi="Arial" w:cs="Arial"/>
@@ -11062,7 +11312,7 @@
                 <w:sz w:val="20"/>
                 <w:szCs w:val="20"/>
               </w:rPr>
-              <w:t xml:space="preserve"> </w:t>
+              <w:t>(</w:t>
             </w:r>
             <w:r>
               <w:rPr>
@@ -11074,7 +11324,32 @@
                 <w:sz w:val="20"/>
                 <w:szCs w:val="20"/>
               </w:rPr>
-              <w:t xml:space="preserve">                            </w:t>
+              <w:t xml:space="preserve"> </w:t>
+            </w:r>
+            <w:r>
+              <w:rPr>
+                <w:rFonts w:ascii="Arial" w:eastAsia="Times New Roman" w:hAnsi="Arial" w:cs="Arial"/>
+                <w:b/>
+                <w:i/>
+                <w:iCs/>
+                <w:spacing w:val="-1"/>
+                <w:sz w:val="20"/>
+                <w:szCs w:val="20"/>
+              </w:rPr>
+              <w:t xml:space="preserve"> </w:t>
+            </w:r>
+            <w:proofErr w:type="gramEnd"/>
+            <w:r>
+              <w:rPr>
+                <w:rFonts w:ascii="Arial" w:eastAsia="Times New Roman" w:hAnsi="Arial" w:cs="Arial"/>
+                <w:b/>
+                <w:i/>
+                <w:iCs/>
+                <w:spacing w:val="-1"/>
+                <w:sz w:val="20"/>
+                <w:szCs w:val="20"/>
+              </w:rPr>
+              <w:t xml:space="preserve">                           </w:t>
             </w:r>
             <w:r>
               <w:rPr>
@@ -11133,10 +11408,29 @@
               <w:spacing w:after="0" w:line="240" w:lineRule="auto"/>
             </w:pPr>
             <w:r>
-              <w:t>Date:</w:t>
+              <w:t>Date</w:t>
+            </w:r>
+            <w:proofErr w:type="gramStart"/>
+            <w:r>
+              <w:t>:</w:t>
             </w:r>
             <w:r>
               <w:t xml:space="preserve">  </w:t>
+            </w:r>
+            <w:r>
+              <w:t>{</w:t>
+            </w:r>
+            <w:proofErr w:type="gramEnd"/>
+            <w:r>
+              <w:t>{</w:t>
+            </w:r>
+            <w:proofErr w:type="spellStart"/>
+            <w:r>
+              <w:t>endDateOfAudit</w:t>
+            </w:r>
+            <w:proofErr w:type="spellEnd"/>
+            <w:r>
+              <w:t>}}</w:t>
             </w:r>
           </w:p>
         </w:tc>
@@ -11232,6 +11526,32 @@
               </w:rPr>
               <w:t xml:space="preserve"> </w:t>
             </w:r>
+            <w:r>
+              <w:rPr>
+                <w:rFonts w:cs="Calibri"/>
+                <w:b/>
+                <w:bCs/>
+              </w:rPr>
+              <w:t>{{</w:t>
+            </w:r>
+            <w:proofErr w:type="spellStart"/>
+            <w:r>
+              <w:rPr>
+                <w:rFonts w:cs="Calibri"/>
+                <w:b/>
+                <w:bCs/>
+              </w:rPr>
+              <w:t>auditorName</w:t>
+            </w:r>
+            <w:proofErr w:type="spellEnd"/>
+            <w:r>
+              <w:rPr>
+                <w:rFonts w:cs="Calibri"/>
+                <w:b/>
+                <w:bCs/>
+              </w:rPr>
+              <w:t>}}</w:t>
+            </w:r>
           </w:p>
           <w:p>
             <w:pPr>
@@ -11262,6 +11582,26 @@
               </w:rPr>
               <w:t xml:space="preserve">Name: </w:t>
             </w:r>
+            <w:r>
+              <w:rPr>
+                <w:rFonts w:cs="Arial"/>
+              </w:rPr>
+              <w:t>{{</w:t>
+            </w:r>
+            <w:proofErr w:type="spellStart"/>
+            <w:r>
+              <w:rPr>
+                <w:rFonts w:cs="Arial"/>
+              </w:rPr>
+              <w:t>clientName</w:t>
+            </w:r>
+            <w:proofErr w:type="spellEnd"/>
+            <w:r>
+              <w:rPr>
+                <w:rFonts w:cs="Arial"/>
+              </w:rPr>
+              <w:t>}}</w:t>
+            </w:r>
           </w:p>
           <w:p>
             <w:pPr>
@@ -11276,6 +11616,25 @@
           </w:p>
           <w:p>
             <w:pPr>
+              <w:rPr>
+                <w:rFonts w:cs="Arial"/>
+              </w:rPr>
+            </w:pPr>
+            <w:r>
+              <w:rPr>
+                <w:rFonts w:cs="Arial"/>
+              </w:rPr>
+              <w:t xml:space="preserve">Designation: </w:t>
+            </w:r>
+            <w:r>
+              <w:rPr>
+                <w:rFonts w:cs="Arial"/>
+              </w:rPr>
+              <w:t>{{designation}}</w:t>
+            </w:r>
+          </w:p>
+          <w:p>
+            <w:pPr>
               <w:tabs>
                 <w:tab w:val="left" w:pos="1560"/>
               </w:tabs>
@@ -11284,12 +11643,6 @@
                 <w:rFonts w:cs="Arial"/>
               </w:rPr>
             </w:pPr>
-            <w:r>
-              <w:rPr>
-                <w:rFonts w:cs="Arial"/>
-              </w:rPr>
-              <w:t xml:space="preserve">Designation: </w:t>
-            </w:r>
           </w:p>
         </w:tc>
       </w:tr>
@@ -11310,7 +11663,49 @@
           <w:sz w:val="20"/>
           <w:szCs w:val="20"/>
         </w:rPr>
-        <w:t>Ownership- This Audit Report is the Property of Accurate Global INC. This should be immidiately returned back to AGI in the event of expiry,suspension, withdrawn, termination of the certification Contract. Any misuse, alteration, counterfeiting of this report shall result in legal actions by AGI</w:t>
+        <w:t xml:space="preserve">Ownership- This Audit Report is the Property of Accurate Global INC. This should be </w:t>
+      </w:r>
+      <w:proofErr w:type="spellStart"/>
+      <w:r>
+        <w:rPr>
+          <w:i/>
+          <w:iCs/>
+          <w:sz w:val="20"/>
+          <w:szCs w:val="20"/>
+        </w:rPr>
+        <w:t>immidiately</w:t>
+      </w:r>
+      <w:proofErr w:type="spellEnd"/>
+      <w:r>
+        <w:rPr>
+          <w:i/>
+          <w:iCs/>
+          <w:sz w:val="20"/>
+          <w:szCs w:val="20"/>
+        </w:rPr>
+        <w:t xml:space="preserve"> returned back to AGI in the event of </w:t>
+      </w:r>
+      <w:proofErr w:type="spellStart"/>
+      <w:proofErr w:type="gramStart"/>
+      <w:r>
+        <w:rPr>
+          <w:i/>
+          <w:iCs/>
+          <w:sz w:val="20"/>
+          <w:szCs w:val="20"/>
+        </w:rPr>
+        <w:t>expiry,suspension</w:t>
+      </w:r>
+      <w:proofErr w:type="spellEnd"/>
+      <w:proofErr w:type="gramEnd"/>
+      <w:r>
+        <w:rPr>
+          <w:i/>
+          <w:iCs/>
+          <w:sz w:val="20"/>
+          <w:szCs w:val="20"/>
+        </w:rPr>
+        <w:t>, withdrawn, termination of the certification Contract. Any misuse, alteration, counterfeiting of this report shall result in legal actions by AGI</w:t>
       </w:r>
     </w:p>
     <w:sectPr>

--- a/templates/iso14001_stage2.docx
+++ b/templates/iso14001_stage2.docx
@@ -263,25 +263,7 @@
           <w:b/>
           <w:sz w:val="52"/>
         </w:rPr>
-        <w:t>{{</w:t>
-      </w:r>
-      <w:proofErr w:type="spellStart"/>
-      <w:r>
-        <w:rPr>
-          <w:rFonts w:cs="Arial"/>
-          <w:b/>
-          <w:sz w:val="52"/>
-        </w:rPr>
-        <w:t>organizationName</w:t>
-      </w:r>
-      <w:proofErr w:type="spellEnd"/>
-      <w:r>
-        <w:rPr>
-          <w:rFonts w:cs="Arial"/>
-          <w:b/>
-          <w:sz w:val="52"/>
-        </w:rPr>
-        <w:t>}}</w:t>
+        <w:t>{{organizationName}}</w:t>
       </w:r>
     </w:p>
     <w:p>
@@ -400,18 +382,8 @@
             <w:gridSpan w:val="2"/>
           </w:tcPr>
           <w:p>
-            <w:proofErr w:type="gramStart"/>
-            <w:r>
-              <w:t xml:space="preserve">{{ </w:t>
-            </w:r>
-            <w:proofErr w:type="spellStart"/>
-            <w:r>
-              <w:t>organizationName</w:t>
-            </w:r>
-            <w:proofErr w:type="spellEnd"/>
-            <w:proofErr w:type="gramEnd"/>
-            <w:r>
-              <w:t xml:space="preserve"> }}</w:t>
+            <w:r>
+              <w:t>{{ organizationName }}</w:t>
             </w:r>
           </w:p>
         </w:tc>
@@ -452,13 +424,8 @@
             <w:gridSpan w:val="2"/>
           </w:tcPr>
           <w:p>
-            <w:proofErr w:type="gramStart"/>
-            <w:r>
-              <w:t>{{ address</w:t>
-            </w:r>
-            <w:proofErr w:type="gramEnd"/>
-            <w:r>
-              <w:t xml:space="preserve"> }}</w:t>
+            <w:r>
+              <w:t>{{ address }}</w:t>
             </w:r>
           </w:p>
         </w:tc>
@@ -499,18 +466,8 @@
             <w:gridSpan w:val="2"/>
           </w:tcPr>
           <w:p>
-            <w:proofErr w:type="gramStart"/>
-            <w:r>
-              <w:t xml:space="preserve">{{ </w:t>
-            </w:r>
-            <w:proofErr w:type="spellStart"/>
-            <w:r>
-              <w:t>siteAddress</w:t>
-            </w:r>
-            <w:proofErr w:type="spellEnd"/>
-            <w:proofErr w:type="gramEnd"/>
-            <w:r>
-              <w:t xml:space="preserve"> }}</w:t>
+            <w:r>
+              <w:t>{{ siteAddress }}</w:t>
             </w:r>
           </w:p>
         </w:tc>
@@ -551,18 +508,8 @@
             <w:gridSpan w:val="2"/>
           </w:tcPr>
           <w:p>
-            <w:proofErr w:type="gramStart"/>
-            <w:r>
-              <w:t xml:space="preserve">{{ </w:t>
-            </w:r>
-            <w:proofErr w:type="spellStart"/>
-            <w:r>
-              <w:t>emailId</w:t>
-            </w:r>
-            <w:proofErr w:type="spellEnd"/>
-            <w:proofErr w:type="gramEnd"/>
-            <w:r>
-              <w:t xml:space="preserve"> }}</w:t>
+            <w:r>
+              <w:t>{{ emailId }}</w:t>
             </w:r>
           </w:p>
         </w:tc>
@@ -603,18 +550,8 @@
             <w:gridSpan w:val="2"/>
           </w:tcPr>
           <w:p>
-            <w:proofErr w:type="gramStart"/>
-            <w:r>
-              <w:t xml:space="preserve">{{ </w:t>
-            </w:r>
-            <w:proofErr w:type="spellStart"/>
-            <w:r>
-              <w:t>contactPerson</w:t>
-            </w:r>
-            <w:proofErr w:type="spellEnd"/>
-            <w:proofErr w:type="gramEnd"/>
-            <w:r>
-              <w:t xml:space="preserve"> }}</w:t>
+            <w:r>
+              <w:t>{{ contactPerson }}</w:t>
             </w:r>
           </w:p>
         </w:tc>
@@ -655,18 +592,8 @@
             <w:gridSpan w:val="2"/>
           </w:tcPr>
           <w:p>
-            <w:proofErr w:type="gramStart"/>
-            <w:r>
-              <w:t xml:space="preserve">{{ </w:t>
-            </w:r>
-            <w:proofErr w:type="spellStart"/>
-            <w:r>
-              <w:t>telephoneFax</w:t>
-            </w:r>
-            <w:proofErr w:type="spellEnd"/>
-            <w:proofErr w:type="gramEnd"/>
-            <w:r>
-              <w:t xml:space="preserve"> }}</w:t>
+            <w:r>
+              <w:t>{{ telephoneFax }}</w:t>
             </w:r>
           </w:p>
         </w:tc>
@@ -714,13 +641,8 @@
               </w:tabs>
               <w:jc w:val="both"/>
             </w:pPr>
-            <w:proofErr w:type="gramStart"/>
-            <w:r>
-              <w:t>{{ scope</w:t>
-            </w:r>
-            <w:proofErr w:type="gramEnd"/>
-            <w:r>
-              <w:t xml:space="preserve"> }}</w:t>
+            <w:r>
+              <w:t>{{ scope }}</w:t>
             </w:r>
           </w:p>
         </w:tc>
@@ -760,15 +682,7 @@
               </w:tabs>
             </w:pPr>
             <w:r>
-              <w:t>{{</w:t>
-            </w:r>
-            <w:proofErr w:type="spellStart"/>
-            <w:r>
-              <w:t>riskCategory</w:t>
-            </w:r>
-            <w:proofErr w:type="spellEnd"/>
-            <w:r>
-              <w:t>}}</w:t>
+              <w:t>{{riskCategory}}</w:t>
             </w:r>
           </w:p>
         </w:tc>
@@ -815,18 +729,8 @@
                 <w:tab w:val="right" w:pos="8640"/>
               </w:tabs>
             </w:pPr>
-            <w:proofErr w:type="gramStart"/>
-            <w:r>
-              <w:t xml:space="preserve">{{ </w:t>
-            </w:r>
-            <w:proofErr w:type="spellStart"/>
-            <w:r>
-              <w:t>iafCode</w:t>
-            </w:r>
-            <w:proofErr w:type="spellEnd"/>
-            <w:proofErr w:type="gramEnd"/>
-            <w:r>
-              <w:t xml:space="preserve"> }}</w:t>
+            <w:r>
+              <w:t>{{ iafCode }}</w:t>
             </w:r>
           </w:p>
         </w:tc>
@@ -873,18 +777,8 @@
                 <w:tab w:val="right" w:pos="8640"/>
               </w:tabs>
             </w:pPr>
-            <w:proofErr w:type="gramStart"/>
-            <w:r>
-              <w:t xml:space="preserve">{{ </w:t>
-            </w:r>
-            <w:proofErr w:type="spellStart"/>
-            <w:r>
-              <w:t>numberOfEmployees</w:t>
-            </w:r>
-            <w:proofErr w:type="spellEnd"/>
-            <w:proofErr w:type="gramEnd"/>
-            <w:r>
-              <w:t xml:space="preserve"> }}</w:t>
+            <w:r>
+              <w:t>{{ numberOfEmployees }}</w:t>
             </w:r>
           </w:p>
         </w:tc>
@@ -936,33 +830,13 @@
                 <w:szCs w:val="24"/>
               </w:rPr>
             </w:pPr>
-            <w:proofErr w:type="gramStart"/>
-            <w:r>
-              <w:rPr>
-                <w:rFonts w:ascii="Times New Roman" w:hAnsi="Times New Roman"/>
-                <w:sz w:val="24"/>
-                <w:szCs w:val="24"/>
-              </w:rPr>
-              <w:t xml:space="preserve">{{ </w:t>
-            </w:r>
-            <w:proofErr w:type="spellStart"/>
-            <w:r>
-              <w:rPr>
-                <w:rFonts w:ascii="Times New Roman" w:hAnsi="Times New Roman"/>
-                <w:sz w:val="24"/>
-                <w:szCs w:val="24"/>
-              </w:rPr>
-              <w:t>auditTeam</w:t>
-            </w:r>
-            <w:proofErr w:type="spellEnd"/>
-            <w:proofErr w:type="gramEnd"/>
-            <w:r>
-              <w:rPr>
-                <w:rFonts w:ascii="Times New Roman" w:hAnsi="Times New Roman"/>
-                <w:sz w:val="24"/>
-                <w:szCs w:val="24"/>
-              </w:rPr>
-              <w:t xml:space="preserve"> }}</w:t>
+            <w:r>
+              <w:rPr>
+                <w:rFonts w:ascii="Times New Roman" w:hAnsi="Times New Roman"/>
+                <w:sz w:val="24"/>
+                <w:szCs w:val="24"/>
+              </w:rPr>
+              <w:t>{{ auditTeam }}</w:t>
             </w:r>
             <w:r>
               <w:rPr>
@@ -1007,51 +881,15 @@
                 <w:sz w:val="24"/>
                 <w:szCs w:val="24"/>
               </w:rPr>
-              <w:t xml:space="preserve">Audit Duration </w:t>
-            </w:r>
-            <w:proofErr w:type="spellStart"/>
-            <w:r>
-              <w:rPr>
-                <w:rFonts w:ascii="Times New Roman" w:hAnsi="Times New Roman"/>
-                <w:sz w:val="24"/>
-                <w:szCs w:val="24"/>
-              </w:rPr>
-              <w:t>Manday</w:t>
-            </w:r>
-            <w:proofErr w:type="spellEnd"/>
-            <w:r>
-              <w:rPr>
-                <w:rFonts w:ascii="Times New Roman" w:hAnsi="Times New Roman"/>
-                <w:sz w:val="24"/>
-                <w:szCs w:val="24"/>
-              </w:rPr>
-              <w:t xml:space="preserve">(s): </w:t>
-            </w:r>
-            <w:r>
-              <w:rPr>
-                <w:rFonts w:ascii="Times New Roman" w:hAnsi="Times New Roman"/>
-                <w:sz w:val="24"/>
-                <w:szCs w:val="24"/>
-              </w:rPr>
-              <w:t>{{</w:t>
-            </w:r>
-            <w:proofErr w:type="spellStart"/>
-            <w:r>
-              <w:rPr>
-                <w:rFonts w:ascii="Times New Roman" w:hAnsi="Times New Roman"/>
-                <w:sz w:val="24"/>
-                <w:szCs w:val="24"/>
-              </w:rPr>
-              <w:t>auditManDays</w:t>
-            </w:r>
-            <w:proofErr w:type="spellEnd"/>
-            <w:r>
-              <w:rPr>
-                <w:rFonts w:ascii="Times New Roman" w:hAnsi="Times New Roman"/>
-                <w:sz w:val="24"/>
-                <w:szCs w:val="24"/>
-              </w:rPr>
-              <w:t>}}</w:t>
+              <w:t xml:space="preserve">Audit Duration Manday(s): </w:t>
+            </w:r>
+            <w:r>
+              <w:rPr>
+                <w:rFonts w:ascii="Times New Roman" w:hAnsi="Times New Roman"/>
+                <w:sz w:val="24"/>
+                <w:szCs w:val="24"/>
+              </w:rPr>
+              <w:t>{{auditManDays}}</w:t>
             </w:r>
           </w:p>
         </w:tc>
@@ -1096,15 +934,7 @@
               </w:rPr>
             </w:pPr>
             <w:r>
-              <w:t>{{</w:t>
-            </w:r>
-            <w:proofErr w:type="spellStart"/>
-            <w:r>
-              <w:t>startDateOfAudit</w:t>
-            </w:r>
-            <w:proofErr w:type="spellEnd"/>
-            <w:r>
-              <w:t>}}</w:t>
+              <w:t>{{startDateOfAudit}}</w:t>
             </w:r>
           </w:p>
         </w:tc>
@@ -1149,15 +979,7 @@
               </w:rPr>
             </w:pPr>
             <w:r>
-              <w:t>{{</w:t>
-            </w:r>
-            <w:proofErr w:type="spellStart"/>
-            <w:r>
-              <w:t>endDateOfAudit</w:t>
-            </w:r>
-            <w:proofErr w:type="spellEnd"/>
-            <w:r>
-              <w:t>}}</w:t>
+              <w:t>{{endDateOfAudit}}</w:t>
             </w:r>
           </w:p>
         </w:tc>
@@ -1315,7 +1137,7 @@
     </w:p>
     <w:tbl>
       <w:tblPr>
-        <w:tblW w:w="9915" w:type="dxa"/>
+        <w:tblW w:w="0" w:type="auto"/>
         <w:tblBorders>
           <w:top w:val="single" w:sz="4" w:space="0" w:color="000000"/>
           <w:left w:val="single" w:sz="4" w:space="0" w:color="000000"/>
@@ -1327,37 +1149,618 @@
         <w:tblLook w:val="04A0" w:firstRow="1" w:lastRow="0" w:firstColumn="1" w:lastColumn="0" w:noHBand="0" w:noVBand="1"/>
       </w:tblPr>
       <w:tblGrid>
-        <w:gridCol w:w="9915"/>
+        <w:gridCol w:w="2376"/>
+        <w:gridCol w:w="7200"/>
       </w:tblGrid>
       <w:tr>
-        <w:trPr>
-          <w:trHeight w:val="1167"/>
-        </w:trPr>
-        <w:tc>
-          <w:tcPr>
-            <w:tcW w:w="9915" w:type="dxa"/>
+        <w:tc>
+          <w:tcPr>
+            <w:tcW w:w="2376" w:type="dxa"/>
             <w:shd w:val="clear" w:color="auto" w:fill="auto"/>
           </w:tcPr>
           <w:p>
             <w:pPr>
               <w:rPr>
-                <w:rFonts w:ascii="Arial" w:hAnsi="Arial" w:cs="Arial"/>
-                <w:b/>
-              </w:rPr>
-            </w:pPr>
-            <w:r>
-              <w:rPr>
-                <w:rFonts w:ascii="Arial" w:hAnsi="Arial" w:cs="Arial"/>
-                <w:b/>
-              </w:rPr>
-              <w:t>Minor NCs Raised:</w:t>
-            </w:r>
-          </w:p>
-          <w:p>
-            <w:pPr>
-              <w:rPr>
-                <w:rFonts w:ascii="Arial" w:hAnsi="Arial" w:cs="Arial"/>
-                <w:b/>
+                <w:rFonts w:ascii="Times New Roman" w:hAnsi="Times New Roman"/>
+                <w:b/>
+                <w:bCs/>
+                <w:sz w:val="24"/>
+                <w:szCs w:val="24"/>
+              </w:rPr>
+            </w:pPr>
+            <w:r>
+              <w:rPr>
+                <w:rFonts w:ascii="Times New Roman" w:hAnsi="Times New Roman"/>
+                <w:b/>
+                <w:bCs/>
+                <w:sz w:val="24"/>
+                <w:szCs w:val="24"/>
+              </w:rPr>
+              <w:t>Summary Of Audit &amp; Observations</w:t>
+            </w:r>
+          </w:p>
+        </w:tc>
+        <w:tc>
+          <w:tcPr>
+            <w:tcW w:w="7200" w:type="dxa"/>
+            <w:shd w:val="clear" w:color="auto" w:fill="auto"/>
+          </w:tcPr>
+          <w:p>
+            <w:pPr>
+              <w:rPr>
+                <w:rFonts w:ascii="Times New Roman" w:hAnsi="Times New Roman"/>
+                <w:sz w:val="24"/>
+                <w:szCs w:val="24"/>
+              </w:rPr>
+            </w:pPr>
+          </w:p>
+        </w:tc>
+      </w:tr>
+      <w:tr>
+        <w:tc>
+          <w:tcPr>
+            <w:tcW w:w="2376" w:type="dxa"/>
+            <w:shd w:val="clear" w:color="auto" w:fill="auto"/>
+          </w:tcPr>
+          <w:p>
+            <w:pPr>
+              <w:rPr>
+                <w:rFonts w:ascii="Times New Roman" w:hAnsi="Times New Roman"/>
+                <w:b/>
+                <w:bCs/>
+                <w:sz w:val="24"/>
+                <w:szCs w:val="24"/>
+              </w:rPr>
+            </w:pPr>
+            <w:r>
+              <w:rPr>
+                <w:rFonts w:ascii="Times New Roman" w:hAnsi="Times New Roman"/>
+                <w:b/>
+                <w:bCs/>
+                <w:sz w:val="24"/>
+                <w:szCs w:val="24"/>
+              </w:rPr>
+              <w:t>Opening meeting and audit proceedings</w:t>
+            </w:r>
+          </w:p>
+        </w:tc>
+        <w:tc>
+          <w:tcPr>
+            <w:tcW w:w="7200" w:type="dxa"/>
+            <w:shd w:val="clear" w:color="auto" w:fill="auto"/>
+          </w:tcPr>
+          <w:p>
+            <w:pPr>
+              <w:rPr>
+                <w:rFonts w:ascii="Times New Roman" w:hAnsi="Times New Roman"/>
+                <w:sz w:val="24"/>
+                <w:szCs w:val="24"/>
+              </w:rPr>
+            </w:pPr>
+          </w:p>
+        </w:tc>
+      </w:tr>
+      <w:tr>
+        <w:tc>
+          <w:tcPr>
+            <w:tcW w:w="2376" w:type="dxa"/>
+            <w:shd w:val="clear" w:color="auto" w:fill="auto"/>
+          </w:tcPr>
+          <w:p>
+            <w:pPr>
+              <w:rPr>
+                <w:rFonts w:ascii="Times New Roman" w:hAnsi="Times New Roman"/>
+                <w:b/>
+                <w:bCs/>
+                <w:sz w:val="24"/>
+                <w:szCs w:val="24"/>
+              </w:rPr>
+            </w:pPr>
+            <w:r>
+              <w:rPr>
+                <w:rFonts w:ascii="Times New Roman" w:hAnsi="Times New Roman"/>
+                <w:b/>
+                <w:bCs/>
+                <w:sz w:val="24"/>
+                <w:szCs w:val="24"/>
+              </w:rPr>
+              <w:t>Comments on Internal audit:</w:t>
+            </w:r>
+          </w:p>
+        </w:tc>
+        <w:tc>
+          <w:tcPr>
+            <w:tcW w:w="7200" w:type="dxa"/>
+            <w:shd w:val="clear" w:color="auto" w:fill="auto"/>
+          </w:tcPr>
+          <w:p>
+            <w:pPr>
+              <w:rPr>
+                <w:rFonts w:cs="Arial"/>
+                <w:iCs/>
+              </w:rPr>
+            </w:pPr>
+            <w:r>
+              <w:rPr>
+                <w:rFonts w:cs="Arial"/>
+                <w:iCs/>
+              </w:rPr>
+              <w:t>{{</w:t>
+            </w:r>
+            <w:r>
+              <w:rPr>
+                <w:rFonts w:cs="Arial"/>
+                <w:iCs/>
+              </w:rPr>
+              <w:t>internalAuditFrequency</w:t>
+            </w:r>
+            <w:r>
+              <w:rPr>
+                <w:rFonts w:cs="Arial"/>
+                <w:iCs/>
+              </w:rPr>
+              <w:t>}}</w:t>
+            </w:r>
+          </w:p>
+          <w:p>
+            <w:pPr>
+              <w:rPr>
+                <w:rFonts w:ascii="Times New Roman" w:hAnsi="Times New Roman"/>
+                <w:sz w:val="24"/>
+                <w:szCs w:val="24"/>
+              </w:rPr>
+            </w:pPr>
+            <w:r>
+              <w:rPr>
+                <w:rFonts w:cs="Arial"/>
+                <w:iCs/>
+              </w:rPr>
+              <w:t>Internal Audit Done on {{</w:t>
+            </w:r>
+            <w:r>
+              <w:rPr>
+                <w:rFonts w:cs="Arial"/>
+                <w:iCs/>
+              </w:rPr>
+              <w:t>dateOfLastInternalAudit</w:t>
+            </w:r>
+            <w:r>
+              <w:rPr>
+                <w:rFonts w:cs="Arial"/>
+                <w:iCs/>
+              </w:rPr>
+              <w:t>}}</w:t>
+            </w:r>
+          </w:p>
+        </w:tc>
+      </w:tr>
+      <w:tr>
+        <w:tc>
+          <w:tcPr>
+            <w:tcW w:w="2376" w:type="dxa"/>
+            <w:shd w:val="clear" w:color="auto" w:fill="auto"/>
+          </w:tcPr>
+          <w:p>
+            <w:pPr>
+              <w:rPr>
+                <w:rFonts w:ascii="Times New Roman" w:hAnsi="Times New Roman"/>
+                <w:b/>
+                <w:bCs/>
+                <w:sz w:val="24"/>
+                <w:szCs w:val="24"/>
+              </w:rPr>
+            </w:pPr>
+            <w:r>
+              <w:rPr>
+                <w:rFonts w:ascii="Times New Roman" w:hAnsi="Times New Roman"/>
+                <w:b/>
+                <w:bCs/>
+                <w:sz w:val="24"/>
+                <w:szCs w:val="24"/>
+              </w:rPr>
+              <w:lastRenderedPageBreak/>
+              <w:t>Comments on MRM:</w:t>
+            </w:r>
+          </w:p>
+        </w:tc>
+        <w:tc>
+          <w:tcPr>
+            <w:tcW w:w="7200" w:type="dxa"/>
+            <w:shd w:val="clear" w:color="auto" w:fill="auto"/>
+          </w:tcPr>
+          <w:p>
+            <w:pPr>
+              <w:rPr>
+                <w:rFonts w:cs="Arial"/>
+                <w:iCs/>
+              </w:rPr>
+            </w:pPr>
+            <w:r>
+              <w:rPr>
+                <w:rFonts w:cs="Arial"/>
+                <w:iCs/>
+              </w:rPr>
+              <w:t>{{</w:t>
+            </w:r>
+            <w:r>
+              <w:rPr>
+                <w:rFonts w:cs="Arial"/>
+                <w:iCs/>
+              </w:rPr>
+              <w:t>managementReviewFrequency</w:t>
+            </w:r>
+            <w:r>
+              <w:rPr>
+                <w:rFonts w:cs="Arial"/>
+                <w:iCs/>
+              </w:rPr>
+              <w:t xml:space="preserve">}} </w:t>
+            </w:r>
+          </w:p>
+          <w:p>
+            <w:pPr>
+              <w:tabs>
+                <w:tab w:val="left" w:pos="984"/>
+              </w:tabs>
+              <w:rPr>
+                <w:rFonts w:ascii="Times New Roman" w:hAnsi="Times New Roman"/>
+                <w:b/>
+                <w:bCs/>
+                <w:sz w:val="24"/>
+                <w:szCs w:val="24"/>
+              </w:rPr>
+            </w:pPr>
+            <w:r>
+              <w:rPr>
+                <w:rFonts w:cs="Arial"/>
+                <w:iCs/>
+              </w:rPr>
+              <w:t>Management Review Meeting done on {{</w:t>
+            </w:r>
+            <w:r>
+              <w:rPr>
+                <w:rFonts w:cs="Arial"/>
+                <w:iCs/>
+              </w:rPr>
+              <w:t>dateOfLastManagementReview</w:t>
+            </w:r>
+            <w:r>
+              <w:rPr>
+                <w:rFonts w:cs="Arial"/>
+                <w:iCs/>
+              </w:rPr>
+              <w:t>}}</w:t>
+            </w:r>
+          </w:p>
+        </w:tc>
+      </w:tr>
+      <w:tr>
+        <w:tc>
+          <w:tcPr>
+            <w:tcW w:w="2376" w:type="dxa"/>
+            <w:shd w:val="clear" w:color="auto" w:fill="auto"/>
+          </w:tcPr>
+          <w:p>
+            <w:pPr>
+              <w:rPr>
+                <w:rFonts w:ascii="Times New Roman" w:hAnsi="Times New Roman"/>
+                <w:b/>
+                <w:bCs/>
+                <w:sz w:val="24"/>
+                <w:szCs w:val="24"/>
+              </w:rPr>
+            </w:pPr>
+            <w:r>
+              <w:rPr>
+                <w:rFonts w:ascii="Times New Roman" w:hAnsi="Times New Roman"/>
+                <w:b/>
+                <w:bCs/>
+                <w:sz w:val="24"/>
+                <w:szCs w:val="24"/>
+              </w:rPr>
+              <w:t>Is there any deviation from the audit plan?</w:t>
+            </w:r>
+          </w:p>
+        </w:tc>
+        <w:tc>
+          <w:tcPr>
+            <w:tcW w:w="7200" w:type="dxa"/>
+            <w:shd w:val="clear" w:color="auto" w:fill="auto"/>
+          </w:tcPr>
+          <w:p>
+            <w:pPr>
+              <w:rPr>
+                <w:rFonts w:ascii="Times New Roman" w:hAnsi="Times New Roman"/>
+                <w:sz w:val="24"/>
+                <w:szCs w:val="24"/>
+              </w:rPr>
+            </w:pPr>
+            <w:r>
+              <w:rPr>
+                <w:rFonts w:ascii="Times New Roman" w:hAnsi="Times New Roman"/>
+                <w:sz w:val="24"/>
+                <w:szCs w:val="24"/>
+              </w:rPr>
+              <w:t>NO</w:t>
+            </w:r>
+          </w:p>
+        </w:tc>
+      </w:tr>
+      <w:tr>
+        <w:tc>
+          <w:tcPr>
+            <w:tcW w:w="2376" w:type="dxa"/>
+            <w:shd w:val="clear" w:color="auto" w:fill="auto"/>
+          </w:tcPr>
+          <w:p>
+            <w:pPr>
+              <w:rPr>
+                <w:rFonts w:ascii="Times New Roman" w:hAnsi="Times New Roman"/>
+                <w:b/>
+                <w:bCs/>
+                <w:sz w:val="24"/>
+                <w:szCs w:val="24"/>
+              </w:rPr>
+            </w:pPr>
+            <w:r>
+              <w:rPr>
+                <w:rFonts w:ascii="Times New Roman" w:hAnsi="Times New Roman"/>
+                <w:b/>
+                <w:bCs/>
+                <w:sz w:val="24"/>
+                <w:szCs w:val="24"/>
+              </w:rPr>
+              <w:t>Is there any significant issues impacting on the audit programme?</w:t>
+            </w:r>
+          </w:p>
+        </w:tc>
+        <w:tc>
+          <w:tcPr>
+            <w:tcW w:w="7200" w:type="dxa"/>
+            <w:shd w:val="clear" w:color="auto" w:fill="auto"/>
+          </w:tcPr>
+          <w:p>
+            <w:pPr>
+              <w:rPr>
+                <w:rFonts w:ascii="Times New Roman" w:hAnsi="Times New Roman"/>
+                <w:sz w:val="24"/>
+                <w:szCs w:val="24"/>
+              </w:rPr>
+            </w:pPr>
+            <w:r>
+              <w:rPr>
+                <w:rFonts w:ascii="Times New Roman" w:hAnsi="Times New Roman"/>
+                <w:sz w:val="24"/>
+                <w:szCs w:val="24"/>
+              </w:rPr>
+              <w:t>NO</w:t>
+            </w:r>
+          </w:p>
+        </w:tc>
+      </w:tr>
+      <w:tr>
+        <w:tc>
+          <w:tcPr>
+            <w:tcW w:w="2376" w:type="dxa"/>
+            <w:shd w:val="clear" w:color="auto" w:fill="auto"/>
+          </w:tcPr>
+          <w:p>
+            <w:pPr>
+              <w:rPr>
+                <w:rFonts w:ascii="Times New Roman" w:hAnsi="Times New Roman"/>
+                <w:b/>
+                <w:bCs/>
+                <w:sz w:val="24"/>
+                <w:szCs w:val="24"/>
+              </w:rPr>
+            </w:pPr>
+            <w:r>
+              <w:rPr>
+                <w:rFonts w:ascii="Times New Roman" w:hAnsi="Times New Roman"/>
+                <w:b/>
+                <w:bCs/>
+                <w:sz w:val="24"/>
+                <w:szCs w:val="24"/>
+              </w:rPr>
+              <w:t>Is there any Significant changes, that affect the management system of the client since the last audit took place?</w:t>
+            </w:r>
+          </w:p>
+        </w:tc>
+        <w:tc>
+          <w:tcPr>
+            <w:tcW w:w="7200" w:type="dxa"/>
+            <w:shd w:val="clear" w:color="auto" w:fill="auto"/>
+          </w:tcPr>
+          <w:p>
+            <w:pPr>
+              <w:rPr>
+                <w:rFonts w:ascii="Times New Roman" w:hAnsi="Times New Roman"/>
+                <w:sz w:val="24"/>
+                <w:szCs w:val="24"/>
+              </w:rPr>
+            </w:pPr>
+            <w:r>
+              <w:rPr>
+                <w:rFonts w:ascii="Times New Roman" w:hAnsi="Times New Roman"/>
+                <w:sz w:val="24"/>
+                <w:szCs w:val="24"/>
+              </w:rPr>
+              <w:t>NO</w:t>
+            </w:r>
+          </w:p>
+        </w:tc>
+      </w:tr>
+      <w:tr>
+        <w:tc>
+          <w:tcPr>
+            <w:tcW w:w="2376" w:type="dxa"/>
+            <w:shd w:val="clear" w:color="auto" w:fill="auto"/>
+          </w:tcPr>
+          <w:p>
+            <w:pPr>
+              <w:rPr>
+                <w:rFonts w:ascii="Times New Roman" w:hAnsi="Times New Roman"/>
+                <w:b/>
+                <w:bCs/>
+                <w:sz w:val="24"/>
+                <w:szCs w:val="24"/>
+              </w:rPr>
+            </w:pPr>
+            <w:r>
+              <w:rPr>
+                <w:rFonts w:ascii="Times New Roman" w:hAnsi="Times New Roman"/>
+                <w:b/>
+                <w:bCs/>
+                <w:sz w:val="24"/>
+                <w:szCs w:val="24"/>
+              </w:rPr>
+              <w:t>Type of audit (single, combined, joint or integrated)</w:t>
+            </w:r>
+          </w:p>
+        </w:tc>
+        <w:tc>
+          <w:tcPr>
+            <w:tcW w:w="7200" w:type="dxa"/>
+            <w:shd w:val="clear" w:color="auto" w:fill="auto"/>
+          </w:tcPr>
+          <w:p>
+            <w:pPr>
+              <w:rPr>
+                <w:rFonts w:ascii="Times New Roman" w:hAnsi="Times New Roman"/>
+                <w:sz w:val="24"/>
+                <w:szCs w:val="24"/>
+              </w:rPr>
+            </w:pPr>
+          </w:p>
+        </w:tc>
+      </w:tr>
+      <w:tr>
+        <w:tc>
+          <w:tcPr>
+            <w:tcW w:w="2376" w:type="dxa"/>
+            <w:shd w:val="clear" w:color="auto" w:fill="auto"/>
+          </w:tcPr>
+          <w:p>
+            <w:pPr>
+              <w:rPr>
+                <w:rFonts w:ascii="Times New Roman" w:hAnsi="Times New Roman"/>
+                <w:b/>
+                <w:bCs/>
+                <w:sz w:val="24"/>
+                <w:szCs w:val="24"/>
+              </w:rPr>
+            </w:pPr>
+            <w:r>
+              <w:rPr>
+                <w:rFonts w:ascii="Times New Roman" w:hAnsi="Times New Roman"/>
+                <w:b/>
+                <w:bCs/>
+                <w:sz w:val="24"/>
+                <w:szCs w:val="24"/>
+              </w:rPr>
+              <w:t>Work process</w:t>
+            </w:r>
+          </w:p>
+        </w:tc>
+        <w:tc>
+          <w:tcPr>
+            <w:tcW w:w="7200" w:type="dxa"/>
+            <w:shd w:val="clear" w:color="auto" w:fill="auto"/>
+          </w:tcPr>
+          <w:p>
+            <w:pPr>
+              <w:rPr>
+                <w:rFonts w:ascii="Times New Roman" w:hAnsi="Times New Roman"/>
+                <w:sz w:val="24"/>
+                <w:szCs w:val="24"/>
+              </w:rPr>
+            </w:pPr>
+          </w:p>
+        </w:tc>
+      </w:tr>
+      <w:tr>
+        <w:tc>
+          <w:tcPr>
+            <w:tcW w:w="2376" w:type="dxa"/>
+            <w:shd w:val="clear" w:color="auto" w:fill="auto"/>
+          </w:tcPr>
+          <w:p>
+            <w:pPr>
+              <w:rPr>
+                <w:rFonts w:ascii="Times New Roman" w:hAnsi="Times New Roman"/>
+                <w:b/>
+                <w:bCs/>
+                <w:sz w:val="24"/>
+                <w:szCs w:val="24"/>
+              </w:rPr>
+            </w:pPr>
+            <w:r>
+              <w:rPr>
+                <w:rFonts w:ascii="Times New Roman" w:hAnsi="Times New Roman"/>
+                <w:b/>
+                <w:bCs/>
+                <w:sz w:val="24"/>
+                <w:szCs w:val="24"/>
+              </w:rPr>
+              <w:t>Materials handled and consumed</w:t>
+            </w:r>
+          </w:p>
+        </w:tc>
+        <w:tc>
+          <w:tcPr>
+            <w:tcW w:w="7200" w:type="dxa"/>
+            <w:shd w:val="clear" w:color="auto" w:fill="auto"/>
+          </w:tcPr>
+          <w:p>
+            <w:pPr>
+              <w:rPr>
+                <w:rFonts w:ascii="Times New Roman" w:hAnsi="Times New Roman"/>
+                <w:sz w:val="24"/>
+                <w:szCs w:val="24"/>
+              </w:rPr>
+            </w:pPr>
+          </w:p>
+        </w:tc>
+      </w:tr>
+      <w:tr>
+        <w:tc>
+          <w:tcPr>
+            <w:tcW w:w="2376" w:type="dxa"/>
+            <w:shd w:val="clear" w:color="auto" w:fill="auto"/>
+          </w:tcPr>
+          <w:p>
+            <w:pPr>
+              <w:rPr>
+                <w:rFonts w:ascii="Times New Roman" w:hAnsi="Times New Roman"/>
+                <w:b/>
+                <w:bCs/>
+                <w:sz w:val="24"/>
+                <w:szCs w:val="24"/>
+              </w:rPr>
+            </w:pPr>
+            <w:r>
+              <w:rPr>
+                <w:rFonts w:ascii="Times New Roman" w:hAnsi="Times New Roman"/>
+                <w:b/>
+                <w:bCs/>
+                <w:sz w:val="24"/>
+                <w:szCs w:val="24"/>
+              </w:rPr>
+              <w:t>Major Equipment used</w:t>
+            </w:r>
+          </w:p>
+        </w:tc>
+        <w:tc>
+          <w:tcPr>
+            <w:tcW w:w="7200" w:type="dxa"/>
+            <w:shd w:val="clear" w:color="auto" w:fill="auto"/>
+          </w:tcPr>
+          <w:p>
+            <w:pPr>
+              <w:rPr>
+                <w:rFonts w:ascii="Times New Roman" w:hAnsi="Times New Roman"/>
+                <w:sz w:val="24"/>
+                <w:szCs w:val="24"/>
               </w:rPr>
             </w:pPr>
           </w:p>
@@ -1373,10 +1776,29 @@
         </w:rPr>
       </w:pPr>
     </w:p>
+    <w:p>
+      <w:pPr>
+        <w:jc w:val="center"/>
+        <w:rPr>
+          <w:rFonts w:ascii="Arial" w:hAnsi="Arial" w:cs="Arial"/>
+          <w:b/>
+          <w:color w:val="FF0000"/>
+          <w:u w:val="single"/>
+        </w:rPr>
+      </w:pPr>
+      <w:r>
+        <w:rPr>
+          <w:rFonts w:ascii="Arial" w:hAnsi="Arial" w:cs="Arial"/>
+          <w:b/>
+          <w:color w:val="FF0000"/>
+          <w:u w:val="single"/>
+        </w:rPr>
+        <w:t>Status of inadequacies raised in stage-1</w:t>
+      </w:r>
+    </w:p>
     <w:tbl>
       <w:tblPr>
-        <w:tblW w:w="10080" w:type="dxa"/>
-        <w:tblInd w:w="-162" w:type="dxa"/>
+        <w:tblW w:w="0" w:type="auto"/>
         <w:tblBorders>
           <w:top w:val="single" w:sz="4" w:space="0" w:color="000000"/>
           <w:left w:val="single" w:sz="4" w:space="0" w:color="000000"/>
@@ -1388,759 +1810,142 @@
         <w:tblLook w:val="04A0" w:firstRow="1" w:lastRow="0" w:firstColumn="1" w:lastColumn="0" w:noHBand="0" w:noVBand="1"/>
       </w:tblPr>
       <w:tblGrid>
-        <w:gridCol w:w="10080"/>
+        <w:gridCol w:w="9576"/>
       </w:tblGrid>
       <w:tr>
         <w:tc>
           <w:tcPr>
-            <w:tcW w:w="10080" w:type="dxa"/>
-          </w:tcPr>
-          <w:p>
-            <w:pPr>
-              <w:tabs>
-                <w:tab w:val="left" w:pos="7020"/>
-              </w:tabs>
-              <w:spacing w:after="0"/>
-              <w:jc w:val="center"/>
-              <w:rPr>
-                <w:b/>
-                <w:u w:val="single"/>
-              </w:rPr>
-            </w:pPr>
-            <w:r>
-              <w:rPr>
-                <w:b/>
-                <w:u w:val="single"/>
-              </w:rPr>
-              <w:t xml:space="preserve">Summary Of Audit &amp; Observations  </w:t>
-            </w:r>
-          </w:p>
-        </w:tc>
-      </w:tr>
-      <w:tr>
-        <w:tc>
-          <w:tcPr>
-            <w:tcW w:w="10080" w:type="dxa"/>
-          </w:tcPr>
-          <w:p>
-            <w:pPr>
-              <w:spacing w:after="0"/>
-              <w:jc w:val="both"/>
-              <w:rPr>
-                <w:b/>
-                <w:u w:val="single"/>
-              </w:rPr>
-            </w:pPr>
-          </w:p>
-        </w:tc>
-      </w:tr>
-      <w:tr>
-        <w:tc>
-          <w:tcPr>
-            <w:tcW w:w="10080" w:type="dxa"/>
-          </w:tcPr>
-          <w:p>
-            <w:pPr>
-              <w:tabs>
-                <w:tab w:val="left" w:pos="7020"/>
-              </w:tabs>
-              <w:spacing w:after="0"/>
-              <w:jc w:val="center"/>
-            </w:pPr>
-            <w:r>
-              <w:rPr>
-                <w:b/>
-                <w:u w:val="single"/>
-              </w:rPr>
-              <w:t>Opening meeting and audit proceedings</w:t>
-            </w:r>
-          </w:p>
-        </w:tc>
-      </w:tr>
-      <w:tr>
-        <w:tc>
-          <w:tcPr>
-            <w:tcW w:w="10080" w:type="dxa"/>
-          </w:tcPr>
-          <w:p>
-            <w:pPr>
-              <w:tabs>
-                <w:tab w:val="left" w:pos="7020"/>
-              </w:tabs>
-              <w:spacing w:after="0"/>
-              <w:jc w:val="both"/>
-              <w:rPr>
-                <w:i/>
-              </w:rPr>
-            </w:pPr>
-          </w:p>
-        </w:tc>
-      </w:tr>
-      <w:tr>
-        <w:tc>
-          <w:tcPr>
-            <w:tcW w:w="10080" w:type="dxa"/>
-          </w:tcPr>
-          <w:p>
-            <w:pPr>
-              <w:tabs>
-                <w:tab w:val="left" w:pos="7020"/>
-              </w:tabs>
-              <w:spacing w:after="0"/>
-              <w:jc w:val="center"/>
-              <w:rPr>
-                <w:b/>
-                <w:u w:val="single"/>
-              </w:rPr>
-            </w:pPr>
-            <w:r>
-              <w:rPr>
-                <w:b/>
-                <w:u w:val="single"/>
-              </w:rPr>
-              <w:lastRenderedPageBreak/>
-              <w:t>Comments on Internal audit:</w:t>
-            </w:r>
-          </w:p>
-        </w:tc>
-      </w:tr>
-      <w:tr>
-        <w:tc>
-          <w:tcPr>
-            <w:tcW w:w="10080" w:type="dxa"/>
-          </w:tcPr>
-          <w:p>
-            <w:pPr>
-              <w:tabs>
-                <w:tab w:val="left" w:pos="7020"/>
-              </w:tabs>
-              <w:spacing w:after="0"/>
-              <w:jc w:val="both"/>
-              <w:rPr>
-                <w:b/>
-                <w:i/>
-                <w:u w:val="single"/>
-              </w:rPr>
-            </w:pPr>
-            <w:r>
-              <w:rPr>
-                <w:i/>
-              </w:rPr>
-              <w:t>.</w:t>
-            </w:r>
-          </w:p>
-        </w:tc>
-      </w:tr>
-      <w:tr>
-        <w:tc>
-          <w:tcPr>
-            <w:tcW w:w="10080" w:type="dxa"/>
-          </w:tcPr>
-          <w:p>
-            <w:pPr>
-              <w:tabs>
-                <w:tab w:val="left" w:pos="7020"/>
-              </w:tabs>
-              <w:spacing w:after="0"/>
-              <w:jc w:val="center"/>
-              <w:rPr>
-                <w:b/>
-                <w:u w:val="single"/>
-              </w:rPr>
-            </w:pPr>
-            <w:r>
-              <w:rPr>
-                <w:b/>
-                <w:u w:val="single"/>
-              </w:rPr>
-              <w:t>Comments on MRM:</w:t>
-            </w:r>
-          </w:p>
-        </w:tc>
-      </w:tr>
-      <w:tr>
-        <w:tc>
-          <w:tcPr>
-            <w:tcW w:w="10080" w:type="dxa"/>
-          </w:tcPr>
-          <w:p>
-            <w:pPr>
-              <w:tabs>
-                <w:tab w:val="left" w:pos="7020"/>
-              </w:tabs>
-              <w:spacing w:after="0"/>
-              <w:jc w:val="both"/>
-              <w:rPr>
-                <w:b/>
-                <w:u w:val="single"/>
-              </w:rPr>
-            </w:pPr>
-          </w:p>
-        </w:tc>
-      </w:tr>
-      <w:tr>
-        <w:tc>
-          <w:tcPr>
-            <w:tcW w:w="10080" w:type="dxa"/>
-          </w:tcPr>
-          <w:p>
-            <w:pPr>
-              <w:tabs>
-                <w:tab w:val="left" w:pos="7020"/>
-              </w:tabs>
-              <w:spacing w:after="0" w:line="240" w:lineRule="auto"/>
-              <w:jc w:val="center"/>
-              <w:rPr>
-                <w:b/>
-                <w:u w:val="single"/>
-              </w:rPr>
-            </w:pPr>
-            <w:r>
-              <w:rPr>
-                <w:b/>
-                <w:u w:val="single"/>
-              </w:rPr>
-              <w:t xml:space="preserve">Is there any deviation from the audit </w:t>
-            </w:r>
-            <w:r>
-              <w:rPr>
-                <w:b/>
-                <w:u w:val="single"/>
-              </w:rPr>
-              <w:t>plan?</w:t>
-            </w:r>
-          </w:p>
-        </w:tc>
-      </w:tr>
-      <w:tr>
-        <w:tc>
-          <w:tcPr>
-            <w:tcW w:w="10080" w:type="dxa"/>
-          </w:tcPr>
-          <w:p>
-            <w:pPr>
-              <w:tabs>
-                <w:tab w:val="left" w:pos="7020"/>
-              </w:tabs>
-              <w:spacing w:after="0" w:line="240" w:lineRule="auto"/>
-              <w:jc w:val="center"/>
-            </w:pPr>
-          </w:p>
-        </w:tc>
-      </w:tr>
-      <w:tr>
-        <w:tc>
-          <w:tcPr>
-            <w:tcW w:w="10080" w:type="dxa"/>
-          </w:tcPr>
-          <w:p>
-            <w:pPr>
-              <w:tabs>
-                <w:tab w:val="left" w:pos="7020"/>
-              </w:tabs>
-              <w:spacing w:after="0" w:line="240" w:lineRule="auto"/>
-              <w:jc w:val="center"/>
-              <w:rPr>
-                <w:b/>
-                <w:u w:val="single"/>
-              </w:rPr>
-            </w:pPr>
-            <w:proofErr w:type="gramStart"/>
-            <w:r>
-              <w:rPr>
-                <w:b/>
-                <w:u w:val="single"/>
-              </w:rPr>
-              <w:t>Is</w:t>
-            </w:r>
-            <w:proofErr w:type="gramEnd"/>
-            <w:r>
-              <w:rPr>
-                <w:b/>
-                <w:u w:val="single"/>
-              </w:rPr>
-              <w:t xml:space="preserve"> there any significant issues impacting on the audit </w:t>
-            </w:r>
-            <w:proofErr w:type="spellStart"/>
-            <w:r>
-              <w:rPr>
-                <w:b/>
-                <w:u w:val="single"/>
-              </w:rPr>
-              <w:t>programme</w:t>
-            </w:r>
-            <w:proofErr w:type="spellEnd"/>
-            <w:r>
-              <w:rPr>
-                <w:b/>
-                <w:u w:val="single"/>
-              </w:rPr>
-              <w:t>?</w:t>
-            </w:r>
-          </w:p>
-        </w:tc>
-      </w:tr>
-      <w:tr>
-        <w:tc>
-          <w:tcPr>
-            <w:tcW w:w="10080" w:type="dxa"/>
-          </w:tcPr>
-          <w:p>
-            <w:pPr>
-              <w:tabs>
-                <w:tab w:val="left" w:pos="7020"/>
-              </w:tabs>
-              <w:spacing w:after="0" w:line="240" w:lineRule="auto"/>
-              <w:jc w:val="center"/>
-            </w:pPr>
-          </w:p>
-        </w:tc>
-      </w:tr>
-      <w:tr>
-        <w:tc>
-          <w:tcPr>
-            <w:tcW w:w="10080" w:type="dxa"/>
-          </w:tcPr>
-          <w:p>
-            <w:pPr>
-              <w:tabs>
-                <w:tab w:val="left" w:pos="7020"/>
-              </w:tabs>
-              <w:spacing w:after="0" w:line="240" w:lineRule="auto"/>
-              <w:jc w:val="center"/>
-              <w:rPr>
-                <w:b/>
-                <w:u w:val="single"/>
-              </w:rPr>
-            </w:pPr>
-            <w:proofErr w:type="gramStart"/>
-            <w:r>
-              <w:rPr>
-                <w:b/>
-                <w:u w:val="single"/>
-              </w:rPr>
-              <w:t>Is</w:t>
-            </w:r>
-            <w:proofErr w:type="gramEnd"/>
-            <w:r>
-              <w:rPr>
-                <w:b/>
-                <w:u w:val="single"/>
-              </w:rPr>
-              <w:t xml:space="preserve"> there any Significant changes, that affect the management system of the client since the last audit took </w:t>
-            </w:r>
-            <w:r>
-              <w:rPr>
-                <w:b/>
-                <w:u w:val="single"/>
-              </w:rPr>
-              <w:t>place?</w:t>
-            </w:r>
-          </w:p>
-        </w:tc>
-      </w:tr>
-      <w:tr>
-        <w:tc>
-          <w:tcPr>
-            <w:tcW w:w="10080" w:type="dxa"/>
-          </w:tcPr>
-          <w:p>
-            <w:pPr>
-              <w:tabs>
-                <w:tab w:val="left" w:pos="7020"/>
-              </w:tabs>
-              <w:spacing w:after="0" w:line="240" w:lineRule="auto"/>
-              <w:jc w:val="center"/>
-            </w:pPr>
-          </w:p>
-        </w:tc>
-      </w:tr>
-      <w:tr>
-        <w:tc>
-          <w:tcPr>
-            <w:tcW w:w="10080" w:type="dxa"/>
-          </w:tcPr>
-          <w:p>
-            <w:pPr>
-              <w:tabs>
-                <w:tab w:val="left" w:pos="7020"/>
-              </w:tabs>
-              <w:spacing w:after="0" w:line="240" w:lineRule="auto"/>
-              <w:jc w:val="center"/>
-              <w:rPr>
-                <w:b/>
-                <w:u w:val="single"/>
-              </w:rPr>
-            </w:pPr>
-            <w:r>
-              <w:rPr>
-                <w:b/>
-                <w:u w:val="single"/>
-              </w:rPr>
-              <w:t>Type of audit (single, combined, joint or integrated)</w:t>
-            </w:r>
-          </w:p>
-        </w:tc>
-      </w:tr>
-      <w:tr>
-        <w:trPr>
-          <w:trHeight w:val="420"/>
-        </w:trPr>
-        <w:tc>
-          <w:tcPr>
-            <w:tcW w:w="10080" w:type="dxa"/>
-          </w:tcPr>
-          <w:p>
-            <w:pPr>
-              <w:tabs>
-                <w:tab w:val="left" w:pos="7020"/>
-              </w:tabs>
-              <w:spacing w:after="0" w:line="240" w:lineRule="auto"/>
-              <w:jc w:val="center"/>
-              <w:rPr>
-                <w:b/>
-              </w:rPr>
-            </w:pPr>
-            <w:r>
-              <w:rPr>
-                <w:b/>
-              </w:rPr>
-              <w:t>Integrated</w:t>
-            </w:r>
-          </w:p>
-        </w:tc>
-      </w:tr>
-      <w:tr>
-        <w:tc>
-          <w:tcPr>
-            <w:tcW w:w="10080" w:type="dxa"/>
-          </w:tcPr>
-          <w:p>
-            <w:pPr>
-              <w:tabs>
-                <w:tab w:val="left" w:pos="7020"/>
-              </w:tabs>
-              <w:spacing w:after="0" w:line="240" w:lineRule="auto"/>
-              <w:jc w:val="center"/>
-              <w:rPr>
-                <w:b/>
-                <w:u w:val="single"/>
-              </w:rPr>
-            </w:pPr>
-            <w:r>
-              <w:rPr>
-                <w:b/>
-                <w:u w:val="single"/>
-              </w:rPr>
-              <w:t xml:space="preserve">Is the certification scope is appropriate to the organization work </w:t>
-            </w:r>
-            <w:proofErr w:type="gramStart"/>
-            <w:r>
-              <w:rPr>
-                <w:b/>
-                <w:u w:val="single"/>
-              </w:rPr>
-              <w:t>activities:</w:t>
-            </w:r>
-            <w:proofErr w:type="gramEnd"/>
-          </w:p>
-        </w:tc>
-      </w:tr>
-      <w:tr>
-        <w:trPr>
-          <w:trHeight w:val="276"/>
-        </w:trPr>
-        <w:tc>
-          <w:tcPr>
-            <w:tcW w:w="10080" w:type="dxa"/>
-          </w:tcPr>
-          <w:p>
-            <w:pPr>
-              <w:tabs>
-                <w:tab w:val="left" w:pos="7020"/>
-              </w:tabs>
-              <w:spacing w:after="0" w:line="240" w:lineRule="auto"/>
-              <w:jc w:val="center"/>
-            </w:pPr>
-          </w:p>
-        </w:tc>
-      </w:tr>
-      <w:tr>
-        <w:tc>
-          <w:tcPr>
-            <w:tcW w:w="10080" w:type="dxa"/>
-          </w:tcPr>
-          <w:p>
-            <w:pPr>
-              <w:tabs>
-                <w:tab w:val="left" w:pos="7020"/>
-              </w:tabs>
-              <w:spacing w:after="0" w:line="240" w:lineRule="auto"/>
-              <w:jc w:val="center"/>
-              <w:rPr>
-                <w:b/>
-                <w:u w:val="single"/>
-              </w:rPr>
-            </w:pPr>
-            <w:r>
-              <w:rPr>
-                <w:b/>
-                <w:u w:val="single"/>
-              </w:rPr>
-              <w:t>Comments on a conclusion on the appropriateness of the certification scope</w:t>
-            </w:r>
-          </w:p>
-        </w:tc>
-      </w:tr>
-      <w:tr>
-        <w:tc>
-          <w:tcPr>
-            <w:tcW w:w="10080" w:type="dxa"/>
-          </w:tcPr>
-          <w:p>
-            <w:pPr>
-              <w:spacing w:after="0" w:line="240" w:lineRule="auto"/>
-              <w:jc w:val="center"/>
-            </w:pPr>
-          </w:p>
-        </w:tc>
-      </w:tr>
-      <w:tr>
-        <w:tc>
-          <w:tcPr>
-            <w:tcW w:w="10080" w:type="dxa"/>
-          </w:tcPr>
-          <w:p>
-            <w:pPr>
-              <w:tabs>
-                <w:tab w:val="left" w:pos="7020"/>
-              </w:tabs>
-              <w:spacing w:after="0" w:line="240" w:lineRule="auto"/>
-              <w:jc w:val="center"/>
-              <w:rPr>
-                <w:b/>
-                <w:i/>
-                <w:u w:val="single"/>
-              </w:rPr>
-            </w:pPr>
-            <w:r>
-              <w:rPr>
-                <w:b/>
-                <w:i/>
-                <w:u w:val="single"/>
-              </w:rPr>
-              <w:t>Work process</w:t>
-            </w:r>
-          </w:p>
-          <w:p>
-            <w:pPr>
-              <w:tabs>
-                <w:tab w:val="left" w:pos="7020"/>
-              </w:tabs>
-              <w:spacing w:after="0" w:line="240" w:lineRule="auto"/>
-              <w:jc w:val="both"/>
-              <w:rPr>
-                <w:i/>
-              </w:rPr>
-            </w:pPr>
-          </w:p>
-        </w:tc>
-      </w:tr>
-      <w:tr>
-        <w:tc>
-          <w:tcPr>
-            <w:tcW w:w="10080" w:type="dxa"/>
-          </w:tcPr>
-          <w:p>
-            <w:pPr>
-              <w:tabs>
-                <w:tab w:val="left" w:pos="7020"/>
-              </w:tabs>
-              <w:spacing w:after="0" w:line="240" w:lineRule="auto"/>
-              <w:jc w:val="center"/>
-              <w:rPr>
-                <w:b/>
-                <w:u w:val="single"/>
-              </w:rPr>
-            </w:pPr>
-            <w:r>
-              <w:rPr>
-                <w:b/>
-                <w:u w:val="single"/>
-              </w:rPr>
-              <w:t>Materials handled</w:t>
-            </w:r>
-          </w:p>
-        </w:tc>
-      </w:tr>
-      <w:tr>
-        <w:tc>
-          <w:tcPr>
-            <w:tcW w:w="10080" w:type="dxa"/>
-          </w:tcPr>
-          <w:p>
-            <w:pPr>
-              <w:spacing w:after="0" w:line="240" w:lineRule="auto"/>
-              <w:rPr>
-                <w:b/>
-                <w:u w:val="single"/>
-              </w:rPr>
-            </w:pPr>
-          </w:p>
-        </w:tc>
-      </w:tr>
-      <w:tr>
-        <w:tc>
-          <w:tcPr>
-            <w:tcW w:w="10080" w:type="dxa"/>
-          </w:tcPr>
-          <w:p>
-            <w:pPr>
-              <w:tabs>
-                <w:tab w:val="left" w:pos="7020"/>
-              </w:tabs>
-              <w:spacing w:after="0" w:line="240" w:lineRule="auto"/>
-              <w:jc w:val="center"/>
-              <w:rPr>
-                <w:b/>
-                <w:u w:val="single"/>
-              </w:rPr>
-            </w:pPr>
-            <w:r>
-              <w:rPr>
-                <w:b/>
-                <w:u w:val="single"/>
-              </w:rPr>
-              <w:t xml:space="preserve">Major </w:t>
-            </w:r>
-            <w:proofErr w:type="spellStart"/>
-            <w:r>
-              <w:rPr>
-                <w:b/>
-                <w:u w:val="single"/>
-              </w:rPr>
-              <w:t>Equipments</w:t>
-            </w:r>
-            <w:proofErr w:type="spellEnd"/>
-            <w:r>
-              <w:rPr>
-                <w:b/>
-                <w:u w:val="single"/>
-              </w:rPr>
-              <w:t xml:space="preserve"> used</w:t>
-            </w:r>
-          </w:p>
-        </w:tc>
-      </w:tr>
-      <w:tr>
-        <w:tc>
-          <w:tcPr>
-            <w:tcW w:w="10080" w:type="dxa"/>
-          </w:tcPr>
-          <w:p>
-            <w:pPr>
-              <w:pStyle w:val="ListParagraph"/>
-              <w:spacing w:after="0" w:line="240" w:lineRule="auto"/>
-              <w:ind w:left="0"/>
-              <w:contextualSpacing w:val="0"/>
-              <w:rPr>
-                <w:i/>
-              </w:rPr>
-            </w:pPr>
-          </w:p>
-        </w:tc>
-      </w:tr>
-      <w:tr>
-        <w:tc>
-          <w:tcPr>
-            <w:tcW w:w="10080" w:type="dxa"/>
-          </w:tcPr>
-          <w:p>
-            <w:pPr>
-              <w:tabs>
-                <w:tab w:val="left" w:pos="7020"/>
-              </w:tabs>
-              <w:spacing w:after="0" w:line="240" w:lineRule="auto"/>
-              <w:jc w:val="center"/>
-              <w:rPr>
-                <w:b/>
-                <w:u w:val="single"/>
-              </w:rPr>
-            </w:pPr>
-            <w:r>
-              <w:rPr>
-                <w:b/>
-                <w:u w:val="single"/>
-              </w:rPr>
-              <w:t>Major consumables</w:t>
-            </w:r>
-          </w:p>
-        </w:tc>
-      </w:tr>
-      <w:tr>
-        <w:tc>
-          <w:tcPr>
-            <w:tcW w:w="10080" w:type="dxa"/>
-          </w:tcPr>
-          <w:p>
-            <w:pPr>
-              <w:spacing w:line="240" w:lineRule="auto"/>
-              <w:rPr>
-                <w:i/>
-              </w:rPr>
-            </w:pPr>
-          </w:p>
-        </w:tc>
-      </w:tr>
-      <w:tr>
-        <w:tc>
-          <w:tcPr>
-            <w:tcW w:w="10080" w:type="dxa"/>
-          </w:tcPr>
-          <w:p>
-            <w:pPr>
-              <w:tabs>
-                <w:tab w:val="left" w:pos="7020"/>
-              </w:tabs>
-              <w:spacing w:line="240" w:lineRule="auto"/>
-              <w:jc w:val="center"/>
-              <w:rPr>
-                <w:b/>
-                <w:u w:val="single"/>
-              </w:rPr>
-            </w:pPr>
-            <w:r>
-              <w:rPr>
-                <w:b/>
-                <w:u w:val="single"/>
-              </w:rPr>
-              <w:t>Emissions, effluents and solid waste</w:t>
-            </w:r>
-          </w:p>
-        </w:tc>
-      </w:tr>
-      <w:tr>
-        <w:tc>
-          <w:tcPr>
-            <w:tcW w:w="10080" w:type="dxa"/>
-          </w:tcPr>
-          <w:p>
-            <w:pPr>
-              <w:spacing w:line="240" w:lineRule="auto"/>
-              <w:rPr>
-                <w:i/>
-              </w:rPr>
-            </w:pPr>
-            <w:r>
-              <w:rPr>
-                <w:i/>
-              </w:rPr>
-              <w:t xml:space="preserve"> </w:t>
-            </w:r>
+            <w:tcW w:w="9576" w:type="dxa"/>
+            <w:shd w:val="clear" w:color="auto" w:fill="auto"/>
+          </w:tcPr>
+          <w:p>
+            <w:pPr>
+              <w:rPr>
+                <w:rFonts w:cs="Calibri"/>
+                <w:b/>
+                <w:sz w:val="28"/>
+                <w:szCs w:val="28"/>
+              </w:rPr>
+            </w:pPr>
+            <w:r>
+              <w:rPr>
+                <w:rFonts w:cs="Calibri"/>
+                <w:b/>
+                <w:sz w:val="28"/>
+                <w:szCs w:val="28"/>
+              </w:rPr>
+              <w:t>Non conformities raised in Stage-1:</w:t>
+            </w:r>
+          </w:p>
+          <w:p>
+            <w:pPr>
+              <w:rPr>
+                <w:rFonts w:ascii="Times New Roman" w:hAnsi="Times New Roman"/>
+                <w:sz w:val="24"/>
+                <w:szCs w:val="24"/>
+              </w:rPr>
+            </w:pPr>
           </w:p>
         </w:tc>
       </w:tr>
     </w:tbl>
+    <w:p>
+      <w:pPr>
+        <w:rPr>
+          <w:rFonts w:ascii="Times New Roman" w:hAnsi="Times New Roman"/>
+          <w:sz w:val="24"/>
+          <w:szCs w:val="24"/>
+        </w:rPr>
+      </w:pPr>
+    </w:p>
+    <w:p>
+      <w:pPr>
+        <w:jc w:val="center"/>
+        <w:rPr>
+          <w:rFonts w:ascii="Arial" w:hAnsi="Arial" w:cs="Arial"/>
+          <w:b/>
+          <w:color w:val="FF0000"/>
+          <w:u w:val="single"/>
+        </w:rPr>
+      </w:pPr>
+      <w:r>
+        <w:rPr>
+          <w:rFonts w:ascii="Arial" w:hAnsi="Arial" w:cs="Arial"/>
+          <w:b/>
+          <w:color w:val="FF0000"/>
+          <w:u w:val="single"/>
+        </w:rPr>
+        <w:t>Observations</w:t>
+      </w:r>
+      <w:r>
+        <w:rPr>
+          <w:rFonts w:ascii="Arial" w:hAnsi="Arial" w:cs="Arial"/>
+          <w:b/>
+          <w:color w:val="FF0000"/>
+          <w:u w:val="single"/>
+        </w:rPr>
+        <w:t xml:space="preserve"> in Stage-1</w:t>
+      </w:r>
+      <w:r>
+        <w:rPr>
+          <w:rFonts w:ascii="Arial" w:hAnsi="Arial" w:cs="Arial"/>
+          <w:b/>
+          <w:color w:val="FF0000"/>
+          <w:u w:val="single"/>
+        </w:rPr>
+        <w:t>:</w:t>
+      </w:r>
+    </w:p>
+    <w:tbl>
+      <w:tblPr>
+        <w:tblW w:w="0" w:type="auto"/>
+        <w:tblBorders>
+          <w:top w:val="single" w:sz="4" w:space="0" w:color="000000"/>
+          <w:left w:val="single" w:sz="4" w:space="0" w:color="000000"/>
+          <w:bottom w:val="single" w:sz="4" w:space="0" w:color="000000"/>
+          <w:right w:val="single" w:sz="4" w:space="0" w:color="000000"/>
+          <w:insideH w:val="single" w:sz="4" w:space="0" w:color="000000"/>
+          <w:insideV w:val="single" w:sz="4" w:space="0" w:color="000000"/>
+        </w:tblBorders>
+        <w:tblLook w:val="04A0" w:firstRow="1" w:lastRow="0" w:firstColumn="1" w:lastColumn="0" w:noHBand="0" w:noVBand="1"/>
+      </w:tblPr>
+      <w:tblGrid>
+        <w:gridCol w:w="9576"/>
+      </w:tblGrid>
+      <w:tr>
+        <w:tc>
+          <w:tcPr>
+            <w:tcW w:w="9576" w:type="dxa"/>
+            <w:shd w:val="clear" w:color="auto" w:fill="auto"/>
+          </w:tcPr>
+          <w:p>
+            <w:pPr>
+              <w:rPr>
+                <w:rFonts w:ascii="Times New Roman" w:hAnsi="Times New Roman"/>
+                <w:sz w:val="24"/>
+                <w:szCs w:val="24"/>
+              </w:rPr>
+            </w:pPr>
+            <w:r>
+              <w:rPr>
+                <w:rFonts w:ascii="Arial" w:hAnsi="Arial" w:cs="Arial"/>
+                <w:b/>
+              </w:rPr>
+              <w:t>Observations raised in Stage-1:</w:t>
+            </w:r>
+          </w:p>
+        </w:tc>
+      </w:tr>
+    </w:tbl>
+    <w:p>
+      <w:pPr>
+        <w:rPr>
+          <w:rFonts w:ascii="Times New Roman" w:hAnsi="Times New Roman"/>
+          <w:sz w:val="24"/>
+          <w:szCs w:val="24"/>
+        </w:rPr>
+      </w:pPr>
+    </w:p>
     <w:p>
       <w:pPr>
         <w:rPr>
@@ -3115,7 +2920,18 @@
                 <w:szCs w:val="24"/>
                 <w:u w:val="single"/>
               </w:rPr>
-              <w:t>Understanding the organization &amp; its context</w:t>
+              <w:t xml:space="preserve">Understanding the organization &amp; its </w:t>
+            </w:r>
+            <w:r>
+              <w:rPr>
+                <w:rFonts w:ascii="Times New Roman" w:hAnsi="Times New Roman"/>
+                <w:b/>
+                <w:sz w:val="24"/>
+                <w:szCs w:val="24"/>
+                <w:u w:val="single"/>
+              </w:rPr>
+              <w:lastRenderedPageBreak/>
+              <w:t>context</w:t>
             </w:r>
           </w:p>
         </w:tc>
@@ -3399,16 +3215,7 @@
                 <w:sz w:val="24"/>
                 <w:szCs w:val="24"/>
               </w:rPr>
-              <w:t xml:space="preserve">-what are the needs for compliance &amp; </w:t>
-            </w:r>
-            <w:r>
-              <w:rPr>
-                <w:rFonts w:ascii="Times New Roman" w:hAnsi="Times New Roman"/>
-                <w:sz w:val="24"/>
-                <w:szCs w:val="24"/>
-              </w:rPr>
-              <w:lastRenderedPageBreak/>
-              <w:t>obligation?</w:t>
+              <w:t>-what are the needs for compliance &amp; obligation?</w:t>
             </w:r>
           </w:p>
         </w:tc>
@@ -3430,7 +3237,6 @@
               <w:rPr>
                 <w:rFonts w:ascii="Arial" w:hAnsi="Arial" w:cs="Arial"/>
               </w:rPr>
-              <w:lastRenderedPageBreak/>
               <w:t>{{clause}}</w:t>
             </w:r>
           </w:p>
@@ -4136,7 +3942,16 @@
                 <w:sz w:val="24"/>
                 <w:szCs w:val="24"/>
               </w:rPr>
-              <w:t>-Are the EMS policies &amp; objectives established?</w:t>
+              <w:t xml:space="preserve">-Are the EMS policies &amp; objectives </w:t>
+            </w:r>
+            <w:r>
+              <w:rPr>
+                <w:rFonts w:ascii="Times New Roman" w:hAnsi="Times New Roman"/>
+                <w:sz w:val="24"/>
+                <w:szCs w:val="24"/>
+              </w:rPr>
+              <w:lastRenderedPageBreak/>
+              <w:t>established?</w:t>
             </w:r>
           </w:p>
           <w:p>
@@ -4195,6 +4010,7 @@
               <w:rPr>
                 <w:rFonts w:ascii="Arial" w:hAnsi="Arial" w:cs="Arial"/>
               </w:rPr>
+              <w:lastRenderedPageBreak/>
               <w:t>{{clause}}</w:t>
             </w:r>
           </w:p>
@@ -4374,16 +4190,7 @@
                 <w:sz w:val="24"/>
                 <w:szCs w:val="24"/>
               </w:rPr>
-              <w:t xml:space="preserve">-Does it provide framework for </w:t>
-            </w:r>
-            <w:r>
-              <w:rPr>
-                <w:rFonts w:ascii="Times New Roman" w:hAnsi="Times New Roman"/>
-                <w:sz w:val="24"/>
-                <w:szCs w:val="24"/>
-              </w:rPr>
-              <w:lastRenderedPageBreak/>
-              <w:t>objectives?</w:t>
+              <w:t>-Does it provide framework for objectives?</w:t>
             </w:r>
           </w:p>
           <w:p>
@@ -4441,7 +4248,6 @@
               <w:rPr>
                 <w:rFonts w:ascii="Arial" w:hAnsi="Arial" w:cs="Arial"/>
               </w:rPr>
-              <w:lastRenderedPageBreak/>
               <w:t>{{clause}}</w:t>
             </w:r>
           </w:p>
@@ -5182,18 +4988,7 @@
                 <w:szCs w:val="24"/>
                 <w:u w:val="single"/>
               </w:rPr>
-              <w:t xml:space="preserve">COMPLIANCE </w:t>
-            </w:r>
-            <w:r>
-              <w:rPr>
-                <w:rFonts w:ascii="Times New Roman" w:hAnsi="Times New Roman"/>
-                <w:b/>
-                <w:sz w:val="24"/>
-                <w:szCs w:val="24"/>
-                <w:u w:val="single"/>
-              </w:rPr>
-              <w:lastRenderedPageBreak/>
-              <w:t>OF OBLIGATION</w:t>
+              <w:t>COMPLIANCE OF OBLIGATION</w:t>
             </w:r>
           </w:p>
         </w:tc>
@@ -5266,25 +5061,7 @@
                 <w:sz w:val="24"/>
                 <w:szCs w:val="24"/>
               </w:rPr>
-              <w:t xml:space="preserve">-Does all obligations </w:t>
-            </w:r>
-            <w:proofErr w:type="gramStart"/>
-            <w:r>
-              <w:rPr>
-                <w:rFonts w:ascii="Times New Roman" w:hAnsi="Times New Roman"/>
-                <w:sz w:val="24"/>
-                <w:szCs w:val="24"/>
-              </w:rPr>
-              <w:t>identified,</w:t>
-            </w:r>
-            <w:proofErr w:type="gramEnd"/>
-            <w:r>
-              <w:rPr>
-                <w:rFonts w:ascii="Times New Roman" w:hAnsi="Times New Roman"/>
-                <w:sz w:val="24"/>
-                <w:szCs w:val="24"/>
-              </w:rPr>
-              <w:t xml:space="preserve"> documented &amp; compliance done?</w:t>
+              <w:t>-Does all obligations identified, documented &amp; compliance done?</w:t>
             </w:r>
           </w:p>
         </w:tc>
@@ -5832,7 +5609,16 @@
                 <w:sz w:val="24"/>
                 <w:szCs w:val="24"/>
               </w:rPr>
-              <w:t>-Does EMP contain actions, resource, responsibilities &amp; time frame?</w:t>
+              <w:t xml:space="preserve">-Does EMP contain actions, resource, </w:t>
+            </w:r>
+            <w:r>
+              <w:rPr>
+                <w:rFonts w:ascii="Times New Roman" w:hAnsi="Times New Roman"/>
+                <w:sz w:val="24"/>
+                <w:szCs w:val="24"/>
+              </w:rPr>
+              <w:lastRenderedPageBreak/>
+              <w:t>responsibilities &amp; time frame?</w:t>
             </w:r>
           </w:p>
         </w:tc>
@@ -5857,6 +5643,7 @@
               <w:rPr>
                 <w:rFonts w:ascii="Arial" w:hAnsi="Arial" w:cs="Arial"/>
               </w:rPr>
+              <w:lastRenderedPageBreak/>
               <w:t>{{clause}}</w:t>
             </w:r>
           </w:p>
@@ -6449,16 +6236,7 @@
                 <w:sz w:val="24"/>
                 <w:szCs w:val="24"/>
               </w:rPr>
-              <w:t xml:space="preserve">-How is awareness created about policy, significant aspect, and benefit of objectives, </w:t>
-            </w:r>
-            <w:r>
-              <w:rPr>
-                <w:rFonts w:ascii="Times New Roman" w:hAnsi="Times New Roman"/>
-                <w:sz w:val="24"/>
-                <w:szCs w:val="24"/>
-              </w:rPr>
-              <w:lastRenderedPageBreak/>
-              <w:t xml:space="preserve">environmental performance, and compliance of obligations to all concerns? </w:t>
+              <w:t xml:space="preserve">-How is awareness created about policy, significant aspect, and benefit of objectives, environmental performance, and compliance of obligations to all concerns? </w:t>
             </w:r>
           </w:p>
         </w:tc>
@@ -6479,7 +6257,6 @@
               <w:rPr>
                 <w:rFonts w:ascii="Arial" w:hAnsi="Arial" w:cs="Arial"/>
               </w:rPr>
-              <w:lastRenderedPageBreak/>
               <w:t>{{clause}}</w:t>
             </w:r>
           </w:p>
@@ -6878,7 +6655,16 @@
                 <w:sz w:val="24"/>
                 <w:szCs w:val="24"/>
               </w:rPr>
-              <w:t xml:space="preserve"> the documented information controlled for distribution, assessed, retrievable, in proper storage, preserved &amp;legible?</w:t>
+              <w:t xml:space="preserve"> the documented information </w:t>
+            </w:r>
+            <w:r>
+              <w:rPr>
+                <w:rFonts w:ascii="Times New Roman" w:hAnsi="Times New Roman"/>
+                <w:sz w:val="24"/>
+                <w:szCs w:val="24"/>
+              </w:rPr>
+              <w:lastRenderedPageBreak/>
+              <w:t>controlled for distribution, assessed, retrievable, in proper storage, preserved &amp;legible?</w:t>
             </w:r>
           </w:p>
           <w:p>
@@ -6917,6 +6703,7 @@
               <w:rPr>
                 <w:rFonts w:ascii="Arial" w:hAnsi="Arial" w:cs="Arial"/>
               </w:rPr>
+              <w:lastRenderedPageBreak/>
               <w:t>{{clause}}</w:t>
             </w:r>
           </w:p>
@@ -7191,16 +6978,7 @@
                 <w:sz w:val="24"/>
                 <w:szCs w:val="24"/>
               </w:rPr>
-              <w:t xml:space="preserve">-Is the control of the processes in accordance with the operating criteria </w:t>
-            </w:r>
-            <w:r>
-              <w:rPr>
-                <w:rFonts w:ascii="Times New Roman" w:hAnsi="Times New Roman"/>
-                <w:sz w:val="24"/>
-                <w:szCs w:val="24"/>
-              </w:rPr>
-              <w:lastRenderedPageBreak/>
-              <w:t>implemented?</w:t>
+              <w:t>-Is the control of the processes in accordance with the operating criteria implemented?</w:t>
             </w:r>
           </w:p>
         </w:tc>
@@ -7225,7 +7003,6 @@
               <w:rPr>
                 <w:rFonts w:ascii="Arial" w:hAnsi="Arial" w:cs="Arial"/>
               </w:rPr>
-              <w:lastRenderedPageBreak/>
               <w:t>{{clause}}</w:t>
             </w:r>
           </w:p>
@@ -7773,25 +7550,7 @@
                 <w:sz w:val="24"/>
                 <w:szCs w:val="24"/>
               </w:rPr>
-              <w:t xml:space="preserve">-Are the monitoring </w:t>
-            </w:r>
-            <w:proofErr w:type="spellStart"/>
-            <w:r>
-              <w:rPr>
-                <w:rFonts w:ascii="Times New Roman" w:hAnsi="Times New Roman"/>
-                <w:sz w:val="24"/>
-                <w:szCs w:val="24"/>
-              </w:rPr>
-              <w:t>equipments</w:t>
-            </w:r>
-            <w:proofErr w:type="spellEnd"/>
-            <w:r>
-              <w:rPr>
-                <w:rFonts w:ascii="Times New Roman" w:hAnsi="Times New Roman"/>
-                <w:sz w:val="24"/>
-                <w:szCs w:val="24"/>
-              </w:rPr>
-              <w:t xml:space="preserve"> calibrated? </w:t>
+              <w:t xml:space="preserve">-Are the monitoring equipments calibrated? </w:t>
             </w:r>
           </w:p>
         </w:tc>
@@ -7869,6 +7628,7 @@
                 <w:sz w:val="24"/>
                 <w:szCs w:val="24"/>
               </w:rPr>
+              <w:lastRenderedPageBreak/>
               <w:t>9.1.2</w:t>
             </w:r>
           </w:p>
@@ -8955,8 +8715,218 @@
     <w:p>
       <w:pPr>
         <w:spacing w:after="0"/>
+        <w:jc w:val="center"/>
         <w:rPr>
           <w:rFonts w:ascii="Times New Roman" w:hAnsi="Times New Roman"/>
+          <w:b/>
+          <w:bCs/>
+          <w:color w:val="FF0000"/>
+          <w:sz w:val="24"/>
+          <w:szCs w:val="24"/>
+        </w:rPr>
+      </w:pPr>
+      <w:r>
+        <w:rPr>
+          <w:rFonts w:ascii="Times New Roman" w:hAnsi="Times New Roman"/>
+          <w:b/>
+          <w:bCs/>
+          <w:color w:val="FF0000"/>
+          <w:sz w:val="24"/>
+          <w:szCs w:val="24"/>
+        </w:rPr>
+        <w:t>Status of Non Conformities Raised:</w:t>
+      </w:r>
+    </w:p>
+    <w:tbl>
+      <w:tblPr>
+        <w:tblW w:w="0" w:type="auto"/>
+        <w:tblBorders>
+          <w:top w:val="single" w:sz="4" w:space="0" w:color="000000"/>
+          <w:left w:val="single" w:sz="4" w:space="0" w:color="000000"/>
+          <w:bottom w:val="single" w:sz="4" w:space="0" w:color="000000"/>
+          <w:right w:val="single" w:sz="4" w:space="0" w:color="000000"/>
+          <w:insideH w:val="single" w:sz="4" w:space="0" w:color="000000"/>
+          <w:insideV w:val="single" w:sz="4" w:space="0" w:color="000000"/>
+        </w:tblBorders>
+        <w:tblLook w:val="04A0" w:firstRow="1" w:lastRow="0" w:firstColumn="1" w:lastColumn="0" w:noHBand="0" w:noVBand="1"/>
+      </w:tblPr>
+      <w:tblGrid>
+        <w:gridCol w:w="9576"/>
+      </w:tblGrid>
+      <w:tr>
+        <w:tc>
+          <w:tcPr>
+            <w:tcW w:w="9576" w:type="dxa"/>
+            <w:shd w:val="clear" w:color="auto" w:fill="auto"/>
+          </w:tcPr>
+          <w:p>
+            <w:pPr>
+              <w:spacing w:after="0"/>
+              <w:rPr>
+                <w:rFonts w:cs="Calibri"/>
+                <w:b/>
+              </w:rPr>
+            </w:pPr>
+            <w:r>
+              <w:rPr>
+                <w:rFonts w:cs="Calibri"/>
+                <w:b/>
+              </w:rPr>
+              <w:t>Minor NCs raised:</w:t>
+            </w:r>
+          </w:p>
+          <w:p>
+            <w:pPr>
+              <w:spacing w:after="0"/>
+              <w:rPr>
+                <w:rFonts w:ascii="Times New Roman" w:hAnsi="Times New Roman"/>
+                <w:color w:val="FF0000"/>
+                <w:sz w:val="24"/>
+                <w:szCs w:val="24"/>
+              </w:rPr>
+            </w:pPr>
+          </w:p>
+        </w:tc>
+      </w:tr>
+    </w:tbl>
+    <w:p>
+      <w:pPr>
+        <w:spacing w:after="0"/>
+        <w:rPr>
+          <w:rFonts w:ascii="Times New Roman" w:hAnsi="Times New Roman"/>
+          <w:color w:val="FF0000"/>
+          <w:sz w:val="24"/>
+          <w:szCs w:val="24"/>
+        </w:rPr>
+      </w:pPr>
+    </w:p>
+    <w:p>
+      <w:pPr>
+        <w:spacing w:after="0"/>
+        <w:jc w:val="center"/>
+        <w:rPr>
+          <w:rFonts w:ascii="Times New Roman" w:hAnsi="Times New Roman"/>
+          <w:b/>
+          <w:bCs/>
+          <w:color w:val="FF0000"/>
+          <w:sz w:val="24"/>
+          <w:szCs w:val="24"/>
+        </w:rPr>
+      </w:pPr>
+    </w:p>
+    <w:p>
+      <w:pPr>
+        <w:spacing w:after="0"/>
+        <w:jc w:val="center"/>
+        <w:rPr>
+          <w:rFonts w:ascii="Times New Roman" w:hAnsi="Times New Roman"/>
+          <w:b/>
+          <w:bCs/>
+          <w:color w:val="FF0000"/>
+          <w:sz w:val="24"/>
+          <w:szCs w:val="24"/>
+        </w:rPr>
+      </w:pPr>
+      <w:r>
+        <w:rPr>
+          <w:rFonts w:ascii="Times New Roman" w:hAnsi="Times New Roman"/>
+          <w:b/>
+          <w:bCs/>
+          <w:color w:val="FF0000"/>
+          <w:sz w:val="24"/>
+          <w:szCs w:val="24"/>
+        </w:rPr>
+        <w:t>Observations</w:t>
+      </w:r>
+      <w:r>
+        <w:rPr>
+          <w:rFonts w:ascii="Times New Roman" w:hAnsi="Times New Roman"/>
+          <w:b/>
+          <w:bCs/>
+          <w:color w:val="FF0000"/>
+          <w:sz w:val="24"/>
+          <w:szCs w:val="24"/>
+        </w:rPr>
+        <w:t>:</w:t>
+      </w:r>
+    </w:p>
+    <w:tbl>
+      <w:tblPr>
+        <w:tblW w:w="0" w:type="auto"/>
+        <w:tblBorders>
+          <w:top w:val="single" w:sz="4" w:space="0" w:color="000000"/>
+          <w:left w:val="single" w:sz="4" w:space="0" w:color="000000"/>
+          <w:bottom w:val="single" w:sz="4" w:space="0" w:color="000000"/>
+          <w:right w:val="single" w:sz="4" w:space="0" w:color="000000"/>
+          <w:insideH w:val="single" w:sz="4" w:space="0" w:color="000000"/>
+          <w:insideV w:val="single" w:sz="4" w:space="0" w:color="000000"/>
+        </w:tblBorders>
+        <w:tblLook w:val="04A0" w:firstRow="1" w:lastRow="0" w:firstColumn="1" w:lastColumn="0" w:noHBand="0" w:noVBand="1"/>
+      </w:tblPr>
+      <w:tblGrid>
+        <w:gridCol w:w="9576"/>
+      </w:tblGrid>
+      <w:tr>
+        <w:tc>
+          <w:tcPr>
+            <w:tcW w:w="9576" w:type="dxa"/>
+            <w:shd w:val="clear" w:color="auto" w:fill="auto"/>
+          </w:tcPr>
+          <w:p>
+            <w:pPr>
+              <w:spacing w:after="0"/>
+              <w:rPr>
+                <w:rFonts w:cs="Calibri"/>
+                <w:b/>
+              </w:rPr>
+            </w:pPr>
+            <w:r>
+              <w:rPr>
+                <w:rFonts w:cs="Calibri"/>
+                <w:b/>
+              </w:rPr>
+              <w:t>Observations</w:t>
+            </w:r>
+            <w:r>
+              <w:rPr>
+                <w:rFonts w:cs="Calibri"/>
+                <w:b/>
+              </w:rPr>
+              <w:t xml:space="preserve"> raised</w:t>
+            </w:r>
+            <w:r>
+              <w:rPr>
+                <w:rFonts w:cs="Calibri"/>
+                <w:b/>
+              </w:rPr>
+              <w:t>:</w:t>
+            </w:r>
+          </w:p>
+          <w:p>
+            <w:pPr>
+              <w:spacing w:after="0"/>
+              <w:rPr>
+                <w:rFonts w:ascii="Times New Roman" w:hAnsi="Times New Roman"/>
+                <w:b/>
+                <w:bCs/>
+                <w:color w:val="FF0000"/>
+                <w:sz w:val="24"/>
+                <w:szCs w:val="24"/>
+              </w:rPr>
+            </w:pPr>
+          </w:p>
+        </w:tc>
+      </w:tr>
+    </w:tbl>
+    <w:p>
+      <w:pPr>
+        <w:spacing w:after="0"/>
+        <w:jc w:val="center"/>
+        <w:rPr>
+          <w:rFonts w:ascii="Times New Roman" w:hAnsi="Times New Roman"/>
+          <w:b/>
+          <w:bCs/>
+          <w:color w:val="FF0000"/>
           <w:sz w:val="24"/>
           <w:szCs w:val="24"/>
         </w:rPr>
@@ -9040,51 +9010,15 @@
                 <w:sz w:val="20"/>
                 <w:szCs w:val="20"/>
               </w:rPr>
-              <w:t>Audited Firm</w:t>
-            </w:r>
-            <w:proofErr w:type="gramStart"/>
+              <w:t xml:space="preserve">Audited Firm:  </w:t>
+            </w:r>
             <w:r>
               <w:rPr>
                 <w:rFonts w:ascii="Arial" w:eastAsia="Times New Roman" w:hAnsi="Arial" w:cs="Arial"/>
                 <w:sz w:val="20"/>
                 <w:szCs w:val="20"/>
               </w:rPr>
-              <w:t xml:space="preserve">:  </w:t>
-            </w:r>
-            <w:r>
-              <w:rPr>
-                <w:rFonts w:ascii="Arial" w:eastAsia="Times New Roman" w:hAnsi="Arial" w:cs="Arial"/>
-                <w:sz w:val="20"/>
-                <w:szCs w:val="20"/>
-              </w:rPr>
-              <w:t>{</w:t>
-            </w:r>
-            <w:proofErr w:type="gramEnd"/>
-            <w:r>
-              <w:rPr>
-                <w:rFonts w:ascii="Arial" w:eastAsia="Times New Roman" w:hAnsi="Arial" w:cs="Arial"/>
-                <w:sz w:val="20"/>
-                <w:szCs w:val="20"/>
-              </w:rPr>
-              <w:t>{</w:t>
-            </w:r>
-            <w:proofErr w:type="spellStart"/>
-            <w:r>
-              <w:rPr>
-                <w:rFonts w:ascii="Arial" w:eastAsia="Times New Roman" w:hAnsi="Arial" w:cs="Arial"/>
-                <w:sz w:val="20"/>
-                <w:szCs w:val="20"/>
-              </w:rPr>
-              <w:t>organizationName</w:t>
-            </w:r>
-            <w:proofErr w:type="spellEnd"/>
-            <w:r>
-              <w:rPr>
-                <w:rFonts w:ascii="Arial" w:eastAsia="Times New Roman" w:hAnsi="Arial" w:cs="Arial"/>
-                <w:sz w:val="20"/>
-                <w:szCs w:val="20"/>
-              </w:rPr>
-              <w:t>}}</w:t>
+              <w:t>{{organizationName}}</w:t>
             </w:r>
           </w:p>
         </w:tc>
@@ -9388,7 +9322,6 @@
                 <w:sz w:val="24"/>
                 <w:szCs w:val="24"/>
               </w:rPr>
-              <w:lastRenderedPageBreak/>
               <w:fldChar w:fldCharType="begin">
                 <w:ffData>
                   <w:name w:val="Check11"/>
@@ -10313,6 +10246,7 @@
                 <w:sz w:val="24"/>
                 <w:szCs w:val="24"/>
               </w:rPr>
+              <w:lastRenderedPageBreak/>
               <w:fldChar w:fldCharType="begin">
                 <w:ffData>
                   <w:name w:val="Check11"/>
@@ -11299,9 +11233,8 @@
                 <w:sz w:val="20"/>
                 <w:szCs w:val="20"/>
               </w:rPr>
-              <w:t xml:space="preserve">Audit </w:t>
-            </w:r>
-            <w:proofErr w:type="gramStart"/>
+              <w:t>Audit (</w:t>
+            </w:r>
             <w:r>
               <w:rPr>
                 <w:rFonts w:ascii="Arial" w:eastAsia="Times New Roman" w:hAnsi="Arial" w:cs="Arial"/>
@@ -11312,7 +11245,7 @@
                 <w:sz w:val="20"/>
                 <w:szCs w:val="20"/>
               </w:rPr>
-              <w:t>(</w:t>
+              <w:t xml:space="preserve"> </w:t>
             </w:r>
             <w:r>
               <w:rPr>
@@ -11324,32 +11257,7 @@
                 <w:sz w:val="20"/>
                 <w:szCs w:val="20"/>
               </w:rPr>
-              <w:t xml:space="preserve"> </w:t>
-            </w:r>
-            <w:r>
-              <w:rPr>
-                <w:rFonts w:ascii="Arial" w:eastAsia="Times New Roman" w:hAnsi="Arial" w:cs="Arial"/>
-                <w:b/>
-                <w:i/>
-                <w:iCs/>
-                <w:spacing w:val="-1"/>
-                <w:sz w:val="20"/>
-                <w:szCs w:val="20"/>
-              </w:rPr>
-              <w:t xml:space="preserve"> </w:t>
-            </w:r>
-            <w:proofErr w:type="gramEnd"/>
-            <w:r>
-              <w:rPr>
-                <w:rFonts w:ascii="Arial" w:eastAsia="Times New Roman" w:hAnsi="Arial" w:cs="Arial"/>
-                <w:b/>
-                <w:i/>
-                <w:iCs/>
-                <w:spacing w:val="-1"/>
-                <w:sz w:val="20"/>
-                <w:szCs w:val="20"/>
-              </w:rPr>
-              <w:t xml:space="preserve">                           </w:t>
+              <w:t xml:space="preserve">                            </w:t>
             </w:r>
             <w:r>
               <w:rPr>
@@ -11408,29 +11316,13 @@
               <w:spacing w:after="0" w:line="240" w:lineRule="auto"/>
             </w:pPr>
             <w:r>
-              <w:t>Date</w:t>
-            </w:r>
-            <w:proofErr w:type="gramStart"/>
-            <w:r>
-              <w:t>:</w:t>
+              <w:t>Date:</w:t>
             </w:r>
             <w:r>
               <w:t xml:space="preserve">  </w:t>
             </w:r>
             <w:r>
-              <w:t>{</w:t>
-            </w:r>
-            <w:proofErr w:type="gramEnd"/>
-            <w:r>
-              <w:t>{</w:t>
-            </w:r>
-            <w:proofErr w:type="spellStart"/>
-            <w:r>
-              <w:t>endDateOfAudit</w:t>
-            </w:r>
-            <w:proofErr w:type="spellEnd"/>
-            <w:r>
-              <w:t>}}</w:t>
+              <w:t>{{endDateOfAudit}}</w:t>
             </w:r>
           </w:p>
         </w:tc>
@@ -11532,25 +11424,7 @@
                 <w:b/>
                 <w:bCs/>
               </w:rPr>
-              <w:t>{{</w:t>
-            </w:r>
-            <w:proofErr w:type="spellStart"/>
-            <w:r>
-              <w:rPr>
-                <w:rFonts w:cs="Calibri"/>
-                <w:b/>
-                <w:bCs/>
-              </w:rPr>
-              <w:t>auditorName</w:t>
-            </w:r>
-            <w:proofErr w:type="spellEnd"/>
-            <w:r>
-              <w:rPr>
-                <w:rFonts w:cs="Calibri"/>
-                <w:b/>
-                <w:bCs/>
-              </w:rPr>
-              <w:t>}}</w:t>
+              <w:t>{{auditorName}}</w:t>
             </w:r>
           </w:p>
           <w:p>
@@ -11586,21 +11460,7 @@
               <w:rPr>
                 <w:rFonts w:cs="Arial"/>
               </w:rPr>
-              <w:t>{{</w:t>
-            </w:r>
-            <w:proofErr w:type="spellStart"/>
-            <w:r>
-              <w:rPr>
-                <w:rFonts w:cs="Arial"/>
-              </w:rPr>
-              <w:t>clientName</w:t>
-            </w:r>
-            <w:proofErr w:type="spellEnd"/>
-            <w:r>
-              <w:rPr>
-                <w:rFonts w:cs="Arial"/>
-              </w:rPr>
-              <w:t>}}</w:t>
+              <w:t>{{clientName}}</w:t>
             </w:r>
           </w:p>
           <w:p>
@@ -11663,49 +11523,7 @@
           <w:sz w:val="20"/>
           <w:szCs w:val="20"/>
         </w:rPr>
-        <w:t xml:space="preserve">Ownership- This Audit Report is the Property of Accurate Global INC. This should be </w:t>
-      </w:r>
-      <w:proofErr w:type="spellStart"/>
-      <w:r>
-        <w:rPr>
-          <w:i/>
-          <w:iCs/>
-          <w:sz w:val="20"/>
-          <w:szCs w:val="20"/>
-        </w:rPr>
-        <w:t>immidiately</w:t>
-      </w:r>
-      <w:proofErr w:type="spellEnd"/>
-      <w:r>
-        <w:rPr>
-          <w:i/>
-          <w:iCs/>
-          <w:sz w:val="20"/>
-          <w:szCs w:val="20"/>
-        </w:rPr>
-        <w:t xml:space="preserve"> returned back to AGI in the event of </w:t>
-      </w:r>
-      <w:proofErr w:type="spellStart"/>
-      <w:proofErr w:type="gramStart"/>
-      <w:r>
-        <w:rPr>
-          <w:i/>
-          <w:iCs/>
-          <w:sz w:val="20"/>
-          <w:szCs w:val="20"/>
-        </w:rPr>
-        <w:t>expiry,suspension</w:t>
-      </w:r>
-      <w:proofErr w:type="spellEnd"/>
-      <w:proofErr w:type="gramEnd"/>
-      <w:r>
-        <w:rPr>
-          <w:i/>
-          <w:iCs/>
-          <w:sz w:val="20"/>
-          <w:szCs w:val="20"/>
-        </w:rPr>
-        <w:t>, withdrawn, termination of the certification Contract. Any misuse, alteration, counterfeiting of this report shall result in legal actions by AGI</w:t>
+        <w:t>Ownership- This Audit Report is the Property of Accurate Global INC. This should be immidiately returned back to AGI in the event of expiry,suspension, withdrawn, termination of the certification Contract. Any misuse, alteration, counterfeiting of this report shall result in legal actions by AGI</w:t>
       </w:r>
     </w:p>
     <w:sectPr>
@@ -14808,7 +14626,7 @@
   <w:style w:type="paragraph" w:default="1" w:styleId="Normal">
     <w:name w:val="Normal"/>
     <w:qFormat/>
-    <w:rsid w:val="00517680"/>
+    <w:rsid w:val="00837060"/>
     <w:pPr>
       <w:spacing w:after="200" w:line="276" w:lineRule="auto"/>
     </w:pPr>
